--- a/A.4.12.docx
+++ b/A.4.12.docx
@@ -7,6 +7,7 @@
         <w:pStyle w:val="Rubrik3"/>
       </w:pPr>
       <w:bookmarkStart w:id="0" w:name="_Toc114820859"/>
+      <w:proofErr w:type="spellStart"/>
       <w:r>
         <w:t>A.4</w:t>
       </w:r>
@@ -16,6 +17,7 @@
       <w:r>
         <w:t>2</w:t>
       </w:r>
+      <w:proofErr w:type="spellEnd"/>
       <w:r>
         <w:tab/>
         <w:t xml:space="preserve">SMS/CBS 7-bit </w:t>
@@ -28,11 +30,16 @@
       </w:r>
       <w:bookmarkEnd w:id="0"/>
       <w:r>
-        <w:t xml:space="preserve"> (0x1</w:t>
+        <w:t xml:space="preserve"> (</w:t>
+      </w:r>
+      <w:proofErr w:type="spellStart"/>
+      <w:r>
+        <w:t>0x1</w:t>
       </w:r>
       <w:r>
         <w:t>2</w:t>
       </w:r>
+      <w:proofErr w:type="spellEnd"/>
       <w:r>
         <w:t>)</w:t>
       </w:r>
@@ -41,12 +48,22 @@
       <w:pPr>
         <w:pStyle w:val="Rubrik4"/>
       </w:pPr>
+      <w:proofErr w:type="spellStart"/>
       <w:r>
         <w:t>A.4.12.1</w:t>
       </w:r>
+      <w:proofErr w:type="spellEnd"/>
       <w:r>
         <w:tab/>
-        <w:t>SMS/CBS 7-bit Hebrew Alphabet (0x12) base table</w:t>
+        <w:t>SMS/CBS 7-bit Hebrew Alphabet (</w:t>
+      </w:r>
+      <w:proofErr w:type="spellStart"/>
+      <w:r>
+        <w:t>0x12</w:t>
+      </w:r>
+      <w:proofErr w:type="spellEnd"/>
+      <w:r>
+        <w:t>) base table</w:t>
       </w:r>
     </w:p>
     <w:tbl>
@@ -161,6 +178,7 @@
                 <w:sz w:val="24"/>
               </w:rPr>
             </w:pPr>
+            <w:proofErr w:type="spellStart"/>
             <w:r>
               <w:rPr>
                 <w:rFonts w:ascii="Courier" w:hAnsi="Courier"/>
@@ -172,6 +190,7 @@
               </w:rPr>
               <w:t>b7</w:t>
             </w:r>
+            <w:proofErr w:type="spellEnd"/>
           </w:p>
         </w:tc>
         <w:tc>
@@ -517,6 +536,7 @@
                 <w:sz w:val="24"/>
               </w:rPr>
             </w:pPr>
+            <w:proofErr w:type="spellStart"/>
             <w:r>
               <w:rPr>
                 <w:rFonts w:ascii="Courier" w:hAnsi="Courier"/>
@@ -528,6 +548,7 @@
               </w:rPr>
               <w:t>b6</w:t>
             </w:r>
+            <w:proofErr w:type="spellEnd"/>
           </w:p>
         </w:tc>
         <w:tc>
@@ -873,6 +894,7 @@
                 <w:sz w:val="24"/>
               </w:rPr>
             </w:pPr>
+            <w:proofErr w:type="spellStart"/>
             <w:r>
               <w:rPr>
                 <w:rFonts w:ascii="Courier" w:hAnsi="Courier"/>
@@ -884,6 +906,7 @@
               </w:rPr>
               <w:t>b5</w:t>
             </w:r>
+            <w:proofErr w:type="spellEnd"/>
           </w:p>
         </w:tc>
         <w:tc>
@@ -1156,6 +1179,7 @@
             </w:pPr>
             <w:bookmarkStart w:id="7" w:name="_MCCTEMPBM_CRPT01490010___4" w:colFirst="0" w:colLast="11"/>
             <w:bookmarkEnd w:id="5"/>
+            <w:proofErr w:type="spellStart"/>
             <w:r>
               <w:rPr>
                 <w:rFonts w:ascii="Courier" w:hAnsi="Courier"/>
@@ -1167,27 +1191,29 @@
               </w:rPr>
               <w:t>b4</w:t>
             </w:r>
-          </w:p>
-        </w:tc>
-        <w:tc>
-          <w:tcPr>
-            <w:tcW w:w="0" w:type="auto"/>
-            <w:tcBorders>
-              <w:top w:val="single" w:sz="6" w:space="0" w:color="auto"/>
-              <w:left w:val="single" w:sz="6" w:space="0" w:color="auto"/>
-              <w:bottom w:val="single" w:sz="6" w:space="0" w:color="auto"/>
-              <w:right w:val="single" w:sz="6" w:space="0" w:color="auto"/>
-            </w:tcBorders>
-          </w:tcPr>
-          <w:p>
-            <w:pPr>
-              <w:spacing w:before="120" w:line="240" w:lineRule="exact"/>
-              <w:jc w:val="center"/>
-              <w:rPr>
-                <w:rFonts w:ascii="Courier" w:hAnsi="Courier"/>
-                <w:sz w:val="24"/>
-              </w:rPr>
-            </w:pPr>
+            <w:proofErr w:type="spellEnd"/>
+          </w:p>
+        </w:tc>
+        <w:tc>
+          <w:tcPr>
+            <w:tcW w:w="0" w:type="auto"/>
+            <w:tcBorders>
+              <w:top w:val="single" w:sz="6" w:space="0" w:color="auto"/>
+              <w:left w:val="single" w:sz="6" w:space="0" w:color="auto"/>
+              <w:bottom w:val="single" w:sz="6" w:space="0" w:color="auto"/>
+              <w:right w:val="single" w:sz="6" w:space="0" w:color="auto"/>
+            </w:tcBorders>
+          </w:tcPr>
+          <w:p>
+            <w:pPr>
+              <w:spacing w:before="120" w:line="240" w:lineRule="exact"/>
+              <w:jc w:val="center"/>
+              <w:rPr>
+                <w:rFonts w:ascii="Courier" w:hAnsi="Courier"/>
+                <w:sz w:val="24"/>
+              </w:rPr>
+            </w:pPr>
+            <w:proofErr w:type="spellStart"/>
             <w:r>
               <w:rPr>
                 <w:rFonts w:ascii="Courier" w:hAnsi="Courier"/>
@@ -1199,27 +1225,29 @@
               </w:rPr>
               <w:t>b3</w:t>
             </w:r>
-          </w:p>
-        </w:tc>
-        <w:tc>
-          <w:tcPr>
-            <w:tcW w:w="0" w:type="auto"/>
-            <w:tcBorders>
-              <w:top w:val="single" w:sz="6" w:space="0" w:color="auto"/>
-              <w:left w:val="single" w:sz="6" w:space="0" w:color="auto"/>
-              <w:bottom w:val="single" w:sz="6" w:space="0" w:color="auto"/>
-              <w:right w:val="single" w:sz="6" w:space="0" w:color="auto"/>
-            </w:tcBorders>
-          </w:tcPr>
-          <w:p>
-            <w:pPr>
-              <w:spacing w:before="120" w:line="240" w:lineRule="exact"/>
-              <w:jc w:val="center"/>
-              <w:rPr>
-                <w:rFonts w:ascii="Courier" w:hAnsi="Courier"/>
-                <w:sz w:val="24"/>
-              </w:rPr>
-            </w:pPr>
+            <w:proofErr w:type="spellEnd"/>
+          </w:p>
+        </w:tc>
+        <w:tc>
+          <w:tcPr>
+            <w:tcW w:w="0" w:type="auto"/>
+            <w:tcBorders>
+              <w:top w:val="single" w:sz="6" w:space="0" w:color="auto"/>
+              <w:left w:val="single" w:sz="6" w:space="0" w:color="auto"/>
+              <w:bottom w:val="single" w:sz="6" w:space="0" w:color="auto"/>
+              <w:right w:val="single" w:sz="6" w:space="0" w:color="auto"/>
+            </w:tcBorders>
+          </w:tcPr>
+          <w:p>
+            <w:pPr>
+              <w:spacing w:before="120" w:line="240" w:lineRule="exact"/>
+              <w:jc w:val="center"/>
+              <w:rPr>
+                <w:rFonts w:ascii="Courier" w:hAnsi="Courier"/>
+                <w:sz w:val="24"/>
+              </w:rPr>
+            </w:pPr>
+            <w:proofErr w:type="spellStart"/>
             <w:r>
               <w:rPr>
                 <w:rFonts w:ascii="Courier" w:hAnsi="Courier"/>
@@ -1231,27 +1259,29 @@
               </w:rPr>
               <w:t>b2</w:t>
             </w:r>
-          </w:p>
-        </w:tc>
-        <w:tc>
-          <w:tcPr>
-            <w:tcW w:w="0" w:type="auto"/>
-            <w:tcBorders>
-              <w:top w:val="single" w:sz="6" w:space="0" w:color="auto"/>
-              <w:left w:val="single" w:sz="6" w:space="0" w:color="auto"/>
-              <w:bottom w:val="single" w:sz="6" w:space="0" w:color="auto"/>
-              <w:right w:val="single" w:sz="6" w:space="0" w:color="auto"/>
-            </w:tcBorders>
-          </w:tcPr>
-          <w:p>
-            <w:pPr>
-              <w:spacing w:before="120" w:line="240" w:lineRule="exact"/>
-              <w:jc w:val="center"/>
-              <w:rPr>
-                <w:rFonts w:ascii="Courier" w:hAnsi="Courier"/>
-                <w:sz w:val="24"/>
-              </w:rPr>
-            </w:pPr>
+            <w:proofErr w:type="spellEnd"/>
+          </w:p>
+        </w:tc>
+        <w:tc>
+          <w:tcPr>
+            <w:tcW w:w="0" w:type="auto"/>
+            <w:tcBorders>
+              <w:top w:val="single" w:sz="6" w:space="0" w:color="auto"/>
+              <w:left w:val="single" w:sz="6" w:space="0" w:color="auto"/>
+              <w:bottom w:val="single" w:sz="6" w:space="0" w:color="auto"/>
+              <w:right w:val="single" w:sz="6" w:space="0" w:color="auto"/>
+            </w:tcBorders>
+          </w:tcPr>
+          <w:p>
+            <w:pPr>
+              <w:spacing w:before="120" w:line="240" w:lineRule="exact"/>
+              <w:jc w:val="center"/>
+              <w:rPr>
+                <w:rFonts w:ascii="Courier" w:hAnsi="Courier"/>
+                <w:sz w:val="24"/>
+              </w:rPr>
+            </w:pPr>
+            <w:proofErr w:type="spellStart"/>
             <w:r>
               <w:rPr>
                 <w:rFonts w:ascii="Courier" w:hAnsi="Courier"/>
@@ -1263,6 +1293,7 @@
               </w:rPr>
               <w:t>b1</w:t>
             </w:r>
+            <w:proofErr w:type="spellEnd"/>
           </w:p>
         </w:tc>
         <w:tc>
@@ -1865,8 +1896,15 @@
                 <w:rFonts w:ascii="Arial" w:hAnsi="Arial" w:cs="Arial"/>
               </w:rPr>
               <w:br/>
+            </w:r>
+            <w:proofErr w:type="spellStart"/>
+            <w:r>
+              <w:rPr>
+                <w:rFonts w:ascii="Arial" w:hAnsi="Arial" w:cs="Arial"/>
+              </w:rPr>
               <w:t>FB1D</w:t>
             </w:r>
+            <w:proofErr w:type="spellEnd"/>
           </w:p>
         </w:tc>
         <w:tc>
@@ -1901,8 +1939,15 @@
                 <w:rFonts w:ascii="Arial" w:hAnsi="Arial" w:cs="Arial"/>
               </w:rPr>
               <w:br/>
+            </w:r>
+            <w:proofErr w:type="spellStart"/>
+            <w:r>
+              <w:rPr>
+                <w:rFonts w:ascii="Arial" w:hAnsi="Arial" w:cs="Arial"/>
+              </w:rPr>
               <w:t>05DF</w:t>
             </w:r>
+            <w:proofErr w:type="spellEnd"/>
           </w:p>
         </w:tc>
         <w:tc>
@@ -1937,8 +1982,15 @@
                 <w:rFonts w:ascii="Arial" w:hAnsi="Arial" w:cs="Arial"/>
               </w:rPr>
               <w:br/>
+            </w:r>
+            <w:proofErr w:type="spellStart"/>
+            <w:r>
+              <w:rPr>
+                <w:rFonts w:ascii="Arial" w:hAnsi="Arial" w:cs="Arial"/>
+              </w:rPr>
               <w:t>FB1F</w:t>
             </w:r>
+            <w:proofErr w:type="spellEnd"/>
           </w:p>
         </w:tc>
         <w:tc>
@@ -2170,8 +2222,15 @@
                 <w:rFonts w:ascii="Arial" w:hAnsi="Arial" w:cs="Arial"/>
               </w:rPr>
               <w:br/>
+            </w:r>
+            <w:proofErr w:type="spellStart"/>
+            <w:r>
+              <w:rPr>
+                <w:rFonts w:ascii="Arial" w:hAnsi="Arial" w:cs="Arial"/>
+              </w:rPr>
               <w:t>00A3</w:t>
             </w:r>
+            <w:proofErr w:type="spellEnd"/>
           </w:p>
         </w:tc>
         <w:tc>
@@ -2206,8 +2265,15 @@
                 <w:rFonts w:ascii="Arial" w:hAnsi="Arial" w:cs="Arial"/>
               </w:rPr>
               <w:br/>
+            </w:r>
+            <w:proofErr w:type="spellStart"/>
+            <w:r>
+              <w:rPr>
+                <w:rFonts w:ascii="Arial" w:hAnsi="Arial" w:cs="Arial"/>
+              </w:rPr>
               <w:t>005F</w:t>
             </w:r>
+            <w:proofErr w:type="spellEnd"/>
           </w:p>
         </w:tc>
         <w:tc>
@@ -2314,8 +2380,15 @@
                 <w:rFonts w:ascii="Arial" w:hAnsi="Arial" w:cs="Arial"/>
               </w:rPr>
               <w:br/>
+            </w:r>
+            <w:proofErr w:type="spellStart"/>
+            <w:r>
+              <w:rPr>
+                <w:rFonts w:ascii="Arial" w:hAnsi="Arial" w:cs="Arial"/>
+              </w:rPr>
               <w:t>05D0</w:t>
             </w:r>
+            <w:proofErr w:type="spellEnd"/>
           </w:p>
         </w:tc>
         <w:tc>
@@ -2350,8 +2423,15 @@
                 <w:rFonts w:ascii="Arial" w:hAnsi="Arial" w:cs="Arial"/>
               </w:rPr>
               <w:br/>
+            </w:r>
+            <w:proofErr w:type="spellStart"/>
+            <w:r>
+              <w:rPr>
+                <w:rFonts w:ascii="Arial" w:hAnsi="Arial" w:cs="Arial"/>
+              </w:rPr>
               <w:t>05E0</w:t>
             </w:r>
+            <w:proofErr w:type="spellEnd"/>
           </w:p>
         </w:tc>
         <w:tc>
@@ -2669,8 +2749,15 @@
                 <w:rFonts w:ascii="Arial" w:hAnsi="Arial" w:cs="Arial"/>
               </w:rPr>
               <w:br/>
+            </w:r>
+            <w:proofErr w:type="spellStart"/>
+            <w:r>
+              <w:rPr>
+                <w:rFonts w:ascii="Arial" w:hAnsi="Arial" w:cs="Arial"/>
+              </w:rPr>
               <w:t>05B4</w:t>
             </w:r>
+            <w:proofErr w:type="spellEnd"/>
           </w:p>
         </w:tc>
         <w:tc>
@@ -2780,8 +2867,15 @@
                 <w:rFonts w:ascii="Arial" w:hAnsi="Arial" w:cs="Arial"/>
               </w:rPr>
               <w:br/>
+            </w:r>
+            <w:proofErr w:type="spellStart"/>
+            <w:r>
+              <w:rPr>
+                <w:rFonts w:ascii="Arial" w:hAnsi="Arial" w:cs="Arial"/>
+              </w:rPr>
               <w:t>05D1</w:t>
             </w:r>
+            <w:proofErr w:type="spellEnd"/>
           </w:p>
         </w:tc>
         <w:tc>
@@ -2817,8 +2911,15 @@
                 <w:rFonts w:ascii="Arial" w:hAnsi="Arial" w:cs="Arial"/>
               </w:rPr>
               <w:br/>
+            </w:r>
+            <w:proofErr w:type="spellStart"/>
+            <w:r>
+              <w:rPr>
+                <w:rFonts w:ascii="Arial" w:hAnsi="Arial" w:cs="Arial"/>
+              </w:rPr>
               <w:t>05E1</w:t>
             </w:r>
+            <w:proofErr w:type="spellEnd"/>
           </w:p>
         </w:tc>
         <w:tc>
@@ -3086,8 +3187,15 @@
                 <w:rFonts w:ascii="Arial" w:hAnsi="Arial" w:cs="Arial"/>
               </w:rPr>
               <w:br/>
+            </w:r>
+            <w:proofErr w:type="spellStart"/>
+            <w:r>
+              <w:rPr>
+                <w:rFonts w:ascii="Arial" w:hAnsi="Arial" w:cs="Arial"/>
+              </w:rPr>
               <w:t>00A5</w:t>
             </w:r>
+            <w:proofErr w:type="spellEnd"/>
           </w:p>
         </w:tc>
         <w:tc>
@@ -3123,8 +3231,15 @@
                 <w:rFonts w:ascii="Arial" w:hAnsi="Arial" w:cs="Arial"/>
               </w:rPr>
               <w:br/>
+            </w:r>
+            <w:proofErr w:type="spellStart"/>
+            <w:r>
+              <w:rPr>
+                <w:rFonts w:ascii="Arial" w:hAnsi="Arial" w:cs="Arial"/>
+              </w:rPr>
               <w:t>05B8</w:t>
             </w:r>
+            <w:proofErr w:type="spellEnd"/>
           </w:p>
         </w:tc>
         <w:tc>
@@ -3231,8 +3346,15 @@
                 <w:rFonts w:ascii="Arial" w:hAnsi="Arial" w:cs="Arial"/>
               </w:rPr>
               <w:br/>
+            </w:r>
+            <w:proofErr w:type="spellStart"/>
+            <w:r>
+              <w:rPr>
+                <w:rFonts w:ascii="Arial" w:hAnsi="Arial" w:cs="Arial"/>
+              </w:rPr>
               <w:t>05D2</w:t>
             </w:r>
+            <w:proofErr w:type="spellEnd"/>
           </w:p>
         </w:tc>
         <w:tc>
@@ -3267,8 +3389,15 @@
                 <w:rFonts w:ascii="Arial" w:hAnsi="Arial" w:cs="Arial"/>
               </w:rPr>
               <w:br/>
+            </w:r>
+            <w:proofErr w:type="spellStart"/>
+            <w:r>
+              <w:rPr>
+                <w:rFonts w:ascii="Arial" w:hAnsi="Arial" w:cs="Arial"/>
+              </w:rPr>
               <w:t>05E2</w:t>
             </w:r>
+            <w:proofErr w:type="spellEnd"/>
           </w:p>
         </w:tc>
         <w:tc>
@@ -3547,8 +3676,15 @@
                 <w:rFonts w:ascii="Arial" w:hAnsi="Arial" w:cs="Arial"/>
               </w:rPr>
               <w:br/>
+            </w:r>
+            <w:proofErr w:type="spellStart"/>
+            <w:r>
+              <w:rPr>
+                <w:rFonts w:ascii="Arial" w:hAnsi="Arial" w:cs="Arial"/>
+              </w:rPr>
               <w:t>00A7</w:t>
             </w:r>
+            <w:proofErr w:type="spellEnd"/>
           </w:p>
         </w:tc>
         <w:tc>
@@ -3578,15 +3714,22 @@
               <w:rPr>
                 <w:rFonts w:ascii="Arial" w:hAnsi="Arial" w:cs="Arial"/>
               </w:rPr>
-              <w:t>ׇ</w:t>
-            </w:r>
-            <w:r>
-              <w:rPr>
-                <w:rFonts w:ascii="Arial" w:hAnsi="Arial" w:cs="Arial"/>
-              </w:rPr>
-              <w:br/>
-              <w:t>05C7</w:t>
-            </w:r>
+              <w:t>ֳ</w:t>
+            </w:r>
+            <w:r>
+              <w:rPr>
+                <w:rFonts w:ascii="Arial" w:hAnsi="Arial" w:cs="Arial"/>
+              </w:rPr>
+              <w:br/>
+            </w:r>
+            <w:proofErr w:type="spellStart"/>
+            <w:r>
+              <w:rPr>
+                <w:rFonts w:ascii="Arial" w:hAnsi="Arial" w:cs="Arial"/>
+              </w:rPr>
+              <w:t>05B3</w:t>
+            </w:r>
+            <w:proofErr w:type="spellEnd"/>
           </w:p>
         </w:tc>
         <w:tc>
@@ -3622,8 +3765,15 @@
                 <w:rFonts w:ascii="Arial" w:hAnsi="Arial" w:cs="Arial"/>
               </w:rPr>
               <w:br/>
+            </w:r>
+            <w:proofErr w:type="spellStart"/>
+            <w:r>
+              <w:rPr>
+                <w:rFonts w:ascii="Arial" w:hAnsi="Arial" w:cs="Arial"/>
+              </w:rPr>
               <w:t>20AC</w:t>
             </w:r>
+            <w:proofErr w:type="spellEnd"/>
           </w:p>
         </w:tc>
         <w:tc>
@@ -3696,8 +3846,15 @@
                 <w:rFonts w:ascii="Arial" w:hAnsi="Arial" w:cs="Arial"/>
               </w:rPr>
               <w:br/>
+            </w:r>
+            <w:proofErr w:type="spellStart"/>
+            <w:r>
+              <w:rPr>
+                <w:rFonts w:ascii="Arial" w:hAnsi="Arial" w:cs="Arial"/>
+              </w:rPr>
               <w:t>05D3</w:t>
             </w:r>
+            <w:proofErr w:type="spellEnd"/>
           </w:p>
         </w:tc>
         <w:tc>
@@ -3733,8 +3890,15 @@
                 <w:rFonts w:ascii="Arial" w:hAnsi="Arial" w:cs="Arial"/>
               </w:rPr>
               <w:br/>
+            </w:r>
+            <w:proofErr w:type="spellStart"/>
+            <w:r>
+              <w:rPr>
+                <w:rFonts w:ascii="Arial" w:hAnsi="Arial" w:cs="Arial"/>
+              </w:rPr>
               <w:t>FB20</w:t>
             </w:r>
+            <w:proofErr w:type="spellEnd"/>
           </w:p>
         </w:tc>
         <w:tc>
@@ -4015,8 +4179,15 @@
                 <w:rFonts w:ascii="Arial" w:hAnsi="Arial" w:cs="Arial"/>
               </w:rPr>
               <w:br/>
+            </w:r>
+            <w:proofErr w:type="spellStart"/>
+            <w:r>
+              <w:rPr>
+                <w:rFonts w:ascii="Arial" w:hAnsi="Arial" w:cs="Arial"/>
+              </w:rPr>
               <w:t>20AA</w:t>
             </w:r>
+            <w:proofErr w:type="spellEnd"/>
           </w:p>
         </w:tc>
         <w:tc>
@@ -4045,15 +4216,22 @@
               <w:rPr>
                 <w:rFonts w:ascii="Arial" w:hAnsi="Arial" w:cs="Arial"/>
               </w:rPr>
-              <w:t>ֳ</w:t>
-            </w:r>
-            <w:r>
-              <w:rPr>
-                <w:rFonts w:ascii="Arial" w:hAnsi="Arial" w:cs="Arial"/>
-              </w:rPr>
-              <w:br/>
-              <w:t>05B3</w:t>
-            </w:r>
+              <w:t>ׇ</w:t>
+            </w:r>
+            <w:r>
+              <w:rPr>
+                <w:rFonts w:ascii="Arial" w:hAnsi="Arial" w:cs="Arial"/>
+              </w:rPr>
+              <w:br/>
+            </w:r>
+            <w:proofErr w:type="spellStart"/>
+            <w:r>
+              <w:rPr>
+                <w:rFonts w:ascii="Arial" w:hAnsi="Arial" w:cs="Arial"/>
+              </w:rPr>
+              <w:t>05C7</w:t>
+            </w:r>
+            <w:proofErr w:type="spellEnd"/>
           </w:p>
         </w:tc>
         <w:tc>
@@ -4163,8 +4341,15 @@
                 <w:rFonts w:ascii="Arial" w:hAnsi="Arial" w:cs="Arial"/>
               </w:rPr>
               <w:br/>
+            </w:r>
+            <w:proofErr w:type="spellStart"/>
+            <w:r>
+              <w:rPr>
+                <w:rFonts w:ascii="Arial" w:hAnsi="Arial" w:cs="Arial"/>
+              </w:rPr>
               <w:t>05D4</w:t>
             </w:r>
+            <w:proofErr w:type="spellEnd"/>
           </w:p>
         </w:tc>
         <w:tc>
@@ -4200,8 +4385,15 @@
                 <w:rFonts w:ascii="Arial" w:hAnsi="Arial" w:cs="Arial"/>
               </w:rPr>
               <w:br/>
+            </w:r>
+            <w:proofErr w:type="spellStart"/>
+            <w:r>
+              <w:rPr>
+                <w:rFonts w:ascii="Arial" w:hAnsi="Arial" w:cs="Arial"/>
+              </w:rPr>
               <w:t>05E3</w:t>
             </w:r>
+            <w:proofErr w:type="spellEnd"/>
           </w:p>
         </w:tc>
         <w:tc>
@@ -4483,8 +4675,15 @@
                 <w:rFonts w:ascii="Arial" w:hAnsi="Arial" w:cs="Arial"/>
               </w:rPr>
               <w:br/>
+            </w:r>
+            <w:proofErr w:type="spellStart"/>
+            <w:r>
+              <w:rPr>
+                <w:rFonts w:ascii="Arial" w:hAnsi="Arial" w:cs="Arial"/>
+              </w:rPr>
               <w:t>05BB</w:t>
             </w:r>
+            <w:proofErr w:type="spellEnd"/>
           </w:p>
         </w:tc>
         <w:tc>
@@ -4521,8 +4720,15 @@
                 <w:rFonts w:ascii="Arial" w:hAnsi="Arial" w:cs="Arial"/>
               </w:rPr>
               <w:br/>
+            </w:r>
+            <w:proofErr w:type="spellStart"/>
+            <w:r>
+              <w:rPr>
+                <w:rFonts w:ascii="Arial" w:hAnsi="Arial" w:cs="Arial"/>
+              </w:rPr>
               <w:t>05B9</w:t>
             </w:r>
+            <w:proofErr w:type="spellEnd"/>
           </w:p>
         </w:tc>
         <w:tc>
@@ -4632,8 +4838,15 @@
                 <w:rFonts w:ascii="Arial" w:hAnsi="Arial" w:cs="Arial"/>
               </w:rPr>
               <w:br/>
+            </w:r>
+            <w:proofErr w:type="spellStart"/>
+            <w:r>
+              <w:rPr>
+                <w:rFonts w:ascii="Arial" w:hAnsi="Arial" w:cs="Arial"/>
+              </w:rPr>
               <w:t>05D5</w:t>
             </w:r>
+            <w:proofErr w:type="spellEnd"/>
           </w:p>
         </w:tc>
         <w:tc>
@@ -4668,8 +4881,15 @@
                 <w:rFonts w:ascii="Arial" w:hAnsi="Arial" w:cs="Arial"/>
               </w:rPr>
               <w:br/>
+            </w:r>
+            <w:proofErr w:type="spellStart"/>
+            <w:r>
+              <w:rPr>
+                <w:rFonts w:ascii="Arial" w:hAnsi="Arial" w:cs="Arial"/>
+              </w:rPr>
               <w:t>05E4</w:t>
             </w:r>
+            <w:proofErr w:type="spellEnd"/>
           </w:p>
         </w:tc>
         <w:tc>
@@ -4938,8 +5158,15 @@
                 <w:rFonts w:ascii="Arial" w:hAnsi="Arial" w:cs="Arial"/>
               </w:rPr>
               <w:br/>
+            </w:r>
+            <w:proofErr w:type="spellStart"/>
+            <w:r>
+              <w:rPr>
+                <w:rFonts w:ascii="Arial" w:hAnsi="Arial" w:cs="Arial"/>
+              </w:rPr>
               <w:t>05B0</w:t>
             </w:r>
+            <w:proofErr w:type="spellEnd"/>
           </w:p>
         </w:tc>
         <w:tc>
@@ -4975,8 +5202,15 @@
                 <w:rFonts w:ascii="Arial" w:hAnsi="Arial" w:cs="Arial"/>
               </w:rPr>
               <w:br/>
+            </w:r>
+            <w:proofErr w:type="spellStart"/>
+            <w:r>
+              <w:rPr>
+                <w:rFonts w:ascii="Arial" w:hAnsi="Arial" w:cs="Arial"/>
+              </w:rPr>
               <w:t>05BA</w:t>
             </w:r>
+            <w:proofErr w:type="spellEnd"/>
           </w:p>
         </w:tc>
         <w:tc>
@@ -5083,8 +5317,15 @@
                 <w:rFonts w:ascii="Arial" w:hAnsi="Arial" w:cs="Arial"/>
               </w:rPr>
               <w:br/>
+            </w:r>
+            <w:proofErr w:type="spellStart"/>
+            <w:r>
+              <w:rPr>
+                <w:rFonts w:ascii="Arial" w:hAnsi="Arial" w:cs="Arial"/>
+              </w:rPr>
               <w:t>05D6</w:t>
             </w:r>
+            <w:proofErr w:type="spellEnd"/>
           </w:p>
         </w:tc>
         <w:tc>
@@ -5119,8 +5360,15 @@
                 <w:rFonts w:ascii="Arial" w:hAnsi="Arial" w:cs="Arial"/>
               </w:rPr>
               <w:br/>
+            </w:r>
+            <w:proofErr w:type="spellStart"/>
+            <w:r>
+              <w:rPr>
+                <w:rFonts w:ascii="Arial" w:hAnsi="Arial" w:cs="Arial"/>
+              </w:rPr>
               <w:t>05E5</w:t>
             </w:r>
+            <w:proofErr w:type="spellEnd"/>
           </w:p>
         </w:tc>
         <w:tc>
@@ -5389,8 +5637,15 @@
                 <w:rFonts w:ascii="Arial" w:hAnsi="Arial" w:cs="Arial"/>
               </w:rPr>
               <w:br/>
+            </w:r>
+            <w:proofErr w:type="spellStart"/>
+            <w:r>
+              <w:rPr>
+                <w:rFonts w:ascii="Arial" w:hAnsi="Arial" w:cs="Arial"/>
+              </w:rPr>
               <w:t>05C8</w:t>
             </w:r>
+            <w:proofErr w:type="spellEnd"/>
           </w:p>
         </w:tc>
         <w:tc>
@@ -5426,8 +5681,15 @@
                 <w:rFonts w:ascii="Arial" w:hAnsi="Arial" w:cs="Arial"/>
               </w:rPr>
               <w:br/>
+            </w:r>
+            <w:proofErr w:type="spellStart"/>
+            <w:r>
+              <w:rPr>
+                <w:rFonts w:ascii="Arial" w:hAnsi="Arial" w:cs="Arial"/>
+              </w:rPr>
               <w:t>05BD</w:t>
             </w:r>
+            <w:proofErr w:type="spellEnd"/>
           </w:p>
         </w:tc>
         <w:tc>
@@ -5534,8 +5796,15 @@
                 <w:rFonts w:ascii="Arial" w:hAnsi="Arial" w:cs="Arial"/>
               </w:rPr>
               <w:br/>
+            </w:r>
+            <w:proofErr w:type="spellStart"/>
+            <w:r>
+              <w:rPr>
+                <w:rFonts w:ascii="Arial" w:hAnsi="Arial" w:cs="Arial"/>
+              </w:rPr>
               <w:t>05D7</w:t>
             </w:r>
+            <w:proofErr w:type="spellEnd"/>
           </w:p>
         </w:tc>
         <w:tc>
@@ -5570,8 +5839,15 @@
                 <w:rFonts w:ascii="Arial" w:hAnsi="Arial" w:cs="Arial"/>
               </w:rPr>
               <w:br/>
+            </w:r>
+            <w:proofErr w:type="spellStart"/>
+            <w:r>
+              <w:rPr>
+                <w:rFonts w:ascii="Arial" w:hAnsi="Arial" w:cs="Arial"/>
+              </w:rPr>
               <w:t>05E6</w:t>
             </w:r>
+            <w:proofErr w:type="spellEnd"/>
           </w:p>
         </w:tc>
         <w:tc>
@@ -5840,8 +6116,15 @@
                 <w:rFonts w:ascii="Arial" w:hAnsi="Arial" w:cs="Arial"/>
               </w:rPr>
               <w:br/>
+            </w:r>
+            <w:proofErr w:type="spellStart"/>
+            <w:r>
+              <w:rPr>
+                <w:rFonts w:ascii="Arial" w:hAnsi="Arial" w:cs="Arial"/>
+              </w:rPr>
               <w:t>05B5</w:t>
             </w:r>
+            <w:proofErr w:type="spellEnd"/>
           </w:p>
         </w:tc>
         <w:tc>
@@ -5877,8 +6160,15 @@
                 <w:rFonts w:ascii="Arial" w:hAnsi="Arial" w:cs="Arial"/>
               </w:rPr>
               <w:br/>
+            </w:r>
+            <w:proofErr w:type="spellStart"/>
+            <w:r>
+              <w:rPr>
+                <w:rFonts w:ascii="Arial" w:hAnsi="Arial" w:cs="Arial"/>
+              </w:rPr>
               <w:t>05BC</w:t>
             </w:r>
+            <w:proofErr w:type="spellEnd"/>
           </w:p>
         </w:tc>
         <w:tc>
@@ -5985,8 +6275,15 @@
                 <w:rFonts w:ascii="Arial" w:hAnsi="Arial" w:cs="Arial"/>
               </w:rPr>
               <w:br/>
+            </w:r>
+            <w:proofErr w:type="spellStart"/>
+            <w:r>
+              <w:rPr>
+                <w:rFonts w:ascii="Arial" w:hAnsi="Arial" w:cs="Arial"/>
+              </w:rPr>
               <w:t>05D8</w:t>
             </w:r>
+            <w:proofErr w:type="spellEnd"/>
           </w:p>
         </w:tc>
         <w:tc>
@@ -6022,8 +6319,15 @@
                 <w:rFonts w:ascii="Arial" w:hAnsi="Arial" w:cs="Arial"/>
               </w:rPr>
               <w:br/>
+            </w:r>
+            <w:proofErr w:type="spellStart"/>
+            <w:r>
+              <w:rPr>
+                <w:rFonts w:ascii="Arial" w:hAnsi="Arial" w:cs="Arial"/>
+              </w:rPr>
               <w:t>05E7</w:t>
             </w:r>
+            <w:proofErr w:type="spellEnd"/>
           </w:p>
         </w:tc>
         <w:tc>
@@ -6048,12 +6352,14 @@
                 <w:lang w:val="fr-FR"/>
               </w:rPr>
             </w:pPr>
+            <w:proofErr w:type="spellStart"/>
             <w:r>
               <w:rPr>
                 <w:rFonts w:ascii="Arial" w:hAnsi="Arial" w:cs="Arial"/>
               </w:rPr>
               <w:t>i</w:t>
             </w:r>
+            <w:proofErr w:type="spellEnd"/>
             <w:r>
               <w:rPr>
                 <w:rFonts w:ascii="Arial" w:hAnsi="Arial" w:cs="Arial"/>
@@ -6296,8 +6602,15 @@
                 <w:rFonts w:ascii="Arial" w:hAnsi="Arial" w:cs="Arial"/>
               </w:rPr>
               <w:br/>
+            </w:r>
+            <w:proofErr w:type="spellStart"/>
+            <w:r>
+              <w:rPr>
+                <w:rFonts w:ascii="Arial" w:hAnsi="Arial" w:cs="Arial"/>
+              </w:rPr>
               <w:t>000A</w:t>
             </w:r>
+            <w:proofErr w:type="spellEnd"/>
           </w:p>
         </w:tc>
         <w:tc>
@@ -6333,8 +6646,15 @@
                 <w:rFonts w:ascii="Arial" w:hAnsi="Arial" w:cs="Arial"/>
               </w:rPr>
               <w:br/>
+            </w:r>
+            <w:proofErr w:type="spellStart"/>
+            <w:r>
+              <w:rPr>
+                <w:rFonts w:ascii="Arial" w:hAnsi="Arial" w:cs="Arial"/>
+              </w:rPr>
               <w:t>05C9</w:t>
             </w:r>
+            <w:proofErr w:type="spellEnd"/>
           </w:p>
         </w:tc>
         <w:tc>
@@ -6369,8 +6689,15 @@
                 <w:rFonts w:ascii="Arial" w:hAnsi="Arial" w:cs="Arial"/>
               </w:rPr>
               <w:br/>
+            </w:r>
+            <w:proofErr w:type="spellStart"/>
+            <w:r>
+              <w:rPr>
+                <w:rFonts w:ascii="Arial" w:hAnsi="Arial" w:cs="Arial"/>
+              </w:rPr>
               <w:t>002A</w:t>
             </w:r>
+            <w:proofErr w:type="spellEnd"/>
           </w:p>
         </w:tc>
         <w:tc>
@@ -6405,8 +6732,15 @@
                 <w:rFonts w:ascii="Arial" w:hAnsi="Arial" w:cs="Arial"/>
               </w:rPr>
               <w:br/>
+            </w:r>
+            <w:proofErr w:type="spellStart"/>
+            <w:r>
+              <w:rPr>
+                <w:rFonts w:ascii="Arial" w:hAnsi="Arial" w:cs="Arial"/>
+              </w:rPr>
               <w:t>003A</w:t>
             </w:r>
+            <w:proofErr w:type="spellEnd"/>
           </w:p>
         </w:tc>
         <w:tc>
@@ -6441,8 +6775,15 @@
                 <w:rFonts w:ascii="Arial" w:hAnsi="Arial" w:cs="Arial"/>
               </w:rPr>
               <w:br/>
+            </w:r>
+            <w:proofErr w:type="spellStart"/>
+            <w:r>
+              <w:rPr>
+                <w:rFonts w:ascii="Arial" w:hAnsi="Arial" w:cs="Arial"/>
+              </w:rPr>
               <w:t>05D9</w:t>
             </w:r>
+            <w:proofErr w:type="spellEnd"/>
           </w:p>
         </w:tc>
         <w:tc>
@@ -6477,8 +6818,15 @@
                 <w:rFonts w:ascii="Arial" w:hAnsi="Arial" w:cs="Arial"/>
               </w:rPr>
               <w:br/>
+            </w:r>
+            <w:proofErr w:type="spellStart"/>
+            <w:r>
+              <w:rPr>
+                <w:rFonts w:ascii="Arial" w:hAnsi="Arial" w:cs="Arial"/>
+              </w:rPr>
               <w:t>05E8</w:t>
             </w:r>
+            <w:proofErr w:type="spellEnd"/>
           </w:p>
         </w:tc>
         <w:tc>
@@ -6514,8 +6862,15 @@
                 <w:rFonts w:ascii="Arial" w:hAnsi="Arial" w:cs="Arial"/>
               </w:rPr>
               <w:br/>
+            </w:r>
+            <w:proofErr w:type="spellStart"/>
+            <w:r>
+              <w:rPr>
+                <w:rFonts w:ascii="Arial" w:hAnsi="Arial" w:cs="Arial"/>
+              </w:rPr>
               <w:t>006A</w:t>
             </w:r>
+            <w:proofErr w:type="spellEnd"/>
           </w:p>
         </w:tc>
         <w:tc>
@@ -6551,8 +6906,15 @@
                 <w:rFonts w:ascii="Arial" w:hAnsi="Arial" w:cs="Arial"/>
               </w:rPr>
               <w:br/>
+            </w:r>
+            <w:proofErr w:type="spellStart"/>
+            <w:r>
+              <w:rPr>
+                <w:rFonts w:ascii="Arial" w:hAnsi="Arial" w:cs="Arial"/>
+              </w:rPr>
               <w:t>007A</w:t>
             </w:r>
+            <w:proofErr w:type="spellEnd"/>
           </w:p>
         </w:tc>
         <w:bookmarkStart w:id="30" w:name="_MCCTEMPBM_CRPT01490033___7"/>
@@ -6760,8 +7122,15 @@
                 <w:rFonts w:ascii="Arial" w:hAnsi="Arial" w:cs="Arial"/>
               </w:rPr>
               <w:br/>
+            </w:r>
+            <w:proofErr w:type="spellStart"/>
+            <w:r>
+              <w:rPr>
+                <w:rFonts w:ascii="Arial" w:hAnsi="Arial" w:cs="Arial"/>
+              </w:rPr>
               <w:t>05B6</w:t>
             </w:r>
+            <w:proofErr w:type="spellEnd"/>
           </w:p>
         </w:tc>
         <w:tc>
@@ -6786,6 +7155,7 @@
                 <w:sz w:val="24"/>
               </w:rPr>
             </w:pPr>
+            <w:proofErr w:type="spellStart"/>
             <w:r>
               <w:rPr>
                 <w:rFonts w:ascii="Arial" w:hAnsi="Arial" w:cs="Arial"/>
@@ -6794,6 +7164,7 @@
               </w:rPr>
               <w:t>SS2</w:t>
             </w:r>
+            <w:proofErr w:type="spellEnd"/>
             <w:r>
               <w:rPr>
                 <w:rFonts w:ascii="Arial" w:hAnsi="Arial" w:cs="Arial"/>
@@ -6835,8 +7206,15 @@
                 <w:rFonts w:ascii="Arial" w:hAnsi="Arial" w:cs="Arial"/>
               </w:rPr>
               <w:br/>
+            </w:r>
+            <w:proofErr w:type="spellStart"/>
+            <w:r>
+              <w:rPr>
+                <w:rFonts w:ascii="Arial" w:hAnsi="Arial" w:cs="Arial"/>
+              </w:rPr>
               <w:t>002B</w:t>
             </w:r>
+            <w:proofErr w:type="spellEnd"/>
           </w:p>
         </w:tc>
         <w:tc>
@@ -6871,8 +7249,15 @@
                 <w:rFonts w:ascii="Arial" w:hAnsi="Arial" w:cs="Arial"/>
               </w:rPr>
               <w:br/>
+            </w:r>
+            <w:proofErr w:type="spellStart"/>
+            <w:r>
+              <w:rPr>
+                <w:rFonts w:ascii="Arial" w:hAnsi="Arial" w:cs="Arial"/>
+              </w:rPr>
               <w:t>003B</w:t>
             </w:r>
+            <w:proofErr w:type="spellEnd"/>
           </w:p>
         </w:tc>
         <w:tc>
@@ -6907,8 +7292,15 @@
                 <w:rFonts w:ascii="Arial" w:hAnsi="Arial" w:cs="Arial"/>
               </w:rPr>
               <w:br/>
+            </w:r>
+            <w:proofErr w:type="spellStart"/>
+            <w:r>
+              <w:rPr>
+                <w:rFonts w:ascii="Arial" w:hAnsi="Arial" w:cs="Arial"/>
+              </w:rPr>
               <w:t>05DA</w:t>
             </w:r>
+            <w:proofErr w:type="spellEnd"/>
           </w:p>
         </w:tc>
         <w:tc>
@@ -6943,8 +7335,15 @@
                 <w:rFonts w:ascii="Arial" w:hAnsi="Arial" w:cs="Arial"/>
               </w:rPr>
               <w:br/>
+            </w:r>
+            <w:proofErr w:type="spellStart"/>
+            <w:r>
+              <w:rPr>
+                <w:rFonts w:ascii="Arial" w:hAnsi="Arial" w:cs="Arial"/>
+              </w:rPr>
               <w:t>05E9</w:t>
             </w:r>
+            <w:proofErr w:type="spellEnd"/>
           </w:p>
         </w:tc>
         <w:tc>
@@ -6979,8 +7378,15 @@
                 <w:rFonts w:ascii="Arial" w:hAnsi="Arial" w:cs="Arial"/>
               </w:rPr>
               <w:br/>
+            </w:r>
+            <w:proofErr w:type="spellStart"/>
+            <w:r>
+              <w:rPr>
+                <w:rFonts w:ascii="Arial" w:hAnsi="Arial" w:cs="Arial"/>
+              </w:rPr>
               <w:t>006B</w:t>
             </w:r>
+            <w:proofErr w:type="spellEnd"/>
           </w:p>
         </w:tc>
         <w:tc>
@@ -7006,17 +7412,24 @@
             </w:pPr>
             <w:r>
               <w:rPr>
-                <w:rFonts w:ascii="Arial" w:hAnsi="Arial" w:cs="Arial"/>
-              </w:rPr>
-              <w:t>⹁</w:t>
-            </w:r>
-            <w:r>
-              <w:rPr>
-                <w:rFonts w:ascii="Arial" w:hAnsi="Arial" w:cs="Arial"/>
-              </w:rPr>
-              <w:br/>
-              <w:t>2E41</w:t>
-            </w:r>
+                <w:rFonts w:ascii="Segoe UI Symbol" w:hAnsi="Segoe UI Symbol" w:cs="Segoe UI Symbol"/>
+              </w:rPr>
+              <w:t>⸲</w:t>
+            </w:r>
+            <w:r>
+              <w:rPr>
+                <w:rFonts w:ascii="Arial" w:hAnsi="Arial" w:cs="Arial"/>
+              </w:rPr>
+              <w:br/>
+            </w:r>
+            <w:proofErr w:type="spellStart"/>
+            <w:r>
+              <w:rPr>
+                <w:rFonts w:ascii="Arial" w:hAnsi="Arial" w:cs="Arial"/>
+              </w:rPr>
+              <w:t>2E32</w:t>
+            </w:r>
+            <w:proofErr w:type="spellEnd"/>
           </w:p>
         </w:tc>
         <w:bookmarkStart w:id="32" w:name="_MCCTEMPBM_CRPT01490035___7"/>
@@ -7213,8 +7626,15 @@
                 <w:rFonts w:ascii="Arial" w:hAnsi="Arial" w:cs="Arial"/>
               </w:rPr>
               <w:br/>
+            </w:r>
+            <w:proofErr w:type="spellStart"/>
+            <w:r>
+              <w:rPr>
+                <w:rFonts w:ascii="Arial" w:hAnsi="Arial" w:cs="Arial"/>
+              </w:rPr>
               <w:t>05B1</w:t>
             </w:r>
+            <w:proofErr w:type="spellEnd"/>
           </w:p>
         </w:tc>
         <w:tc>
@@ -7250,8 +7670,15 @@
                 <w:rFonts w:ascii="Arial" w:hAnsi="Arial" w:cs="Arial"/>
               </w:rPr>
               <w:br/>
+            </w:r>
+            <w:proofErr w:type="spellStart"/>
+            <w:r>
+              <w:rPr>
+                <w:rFonts w:ascii="Arial" w:hAnsi="Arial" w:cs="Arial"/>
+              </w:rPr>
               <w:t>05C1</w:t>
             </w:r>
+            <w:proofErr w:type="spellEnd"/>
           </w:p>
         </w:tc>
         <w:tc>
@@ -7286,8 +7713,15 @@
                 <w:rFonts w:ascii="Arial" w:hAnsi="Arial" w:cs="Arial"/>
               </w:rPr>
               <w:br/>
+            </w:r>
+            <w:proofErr w:type="spellStart"/>
+            <w:r>
+              <w:rPr>
+                <w:rFonts w:ascii="Arial" w:hAnsi="Arial" w:cs="Arial"/>
+              </w:rPr>
               <w:t>002C</w:t>
             </w:r>
+            <w:proofErr w:type="spellEnd"/>
           </w:p>
         </w:tc>
         <w:tc>
@@ -7322,8 +7756,15 @@
                 <w:rFonts w:ascii="Arial" w:hAnsi="Arial" w:cs="Arial"/>
               </w:rPr>
               <w:br/>
+            </w:r>
+            <w:proofErr w:type="spellStart"/>
+            <w:r>
+              <w:rPr>
+                <w:rFonts w:ascii="Arial" w:hAnsi="Arial" w:cs="Arial"/>
+              </w:rPr>
               <w:t>003C</w:t>
             </w:r>
+            <w:proofErr w:type="spellEnd"/>
           </w:p>
         </w:tc>
         <w:tc>
@@ -7358,8 +7799,15 @@
                 <w:rFonts w:ascii="Arial" w:hAnsi="Arial" w:cs="Arial"/>
               </w:rPr>
               <w:br/>
+            </w:r>
+            <w:proofErr w:type="spellStart"/>
+            <w:r>
+              <w:rPr>
+                <w:rFonts w:ascii="Arial" w:hAnsi="Arial" w:cs="Arial"/>
+              </w:rPr>
               <w:t>05DB</w:t>
             </w:r>
+            <w:proofErr w:type="spellEnd"/>
           </w:p>
         </w:tc>
         <w:tc>
@@ -7394,8 +7842,15 @@
                 <w:rFonts w:ascii="Arial" w:hAnsi="Arial" w:cs="Arial"/>
               </w:rPr>
               <w:br/>
+            </w:r>
+            <w:proofErr w:type="spellStart"/>
+            <w:r>
+              <w:rPr>
+                <w:rFonts w:ascii="Arial" w:hAnsi="Arial" w:cs="Arial"/>
+              </w:rPr>
               <w:t>05EA</w:t>
             </w:r>
+            <w:proofErr w:type="spellEnd"/>
           </w:p>
         </w:tc>
         <w:tc>
@@ -7430,8 +7885,15 @@
                 <w:rFonts w:ascii="Arial" w:hAnsi="Arial" w:cs="Arial"/>
               </w:rPr>
               <w:br/>
+            </w:r>
+            <w:proofErr w:type="spellStart"/>
+            <w:r>
+              <w:rPr>
+                <w:rFonts w:ascii="Arial" w:hAnsi="Arial" w:cs="Arial"/>
+              </w:rPr>
               <w:t>006C</w:t>
             </w:r>
+            <w:proofErr w:type="spellEnd"/>
           </w:p>
         </w:tc>
         <w:tc>
@@ -7459,15 +7921,22 @@
               <w:rPr>
                 <w:rFonts w:ascii="Segoe UI Symbol" w:hAnsi="Segoe UI Symbol" w:cs="Segoe UI Symbol"/>
               </w:rPr>
-              <w:t>⸲</w:t>
-            </w:r>
-            <w:r>
-              <w:rPr>
-                <w:rFonts w:ascii="Arial" w:hAnsi="Arial" w:cs="Arial"/>
-              </w:rPr>
-              <w:br/>
-              <w:t>2E32</w:t>
-            </w:r>
+              <w:t>⸵</w:t>
+            </w:r>
+            <w:r>
+              <w:rPr>
+                <w:rFonts w:ascii="Arial" w:hAnsi="Arial" w:cs="Arial"/>
+              </w:rPr>
+              <w:br/>
+            </w:r>
+            <w:proofErr w:type="spellStart"/>
+            <w:r>
+              <w:rPr>
+                <w:rFonts w:ascii="Arial" w:hAnsi="Arial" w:cs="Arial"/>
+              </w:rPr>
+              <w:t>2E35</w:t>
+            </w:r>
+            <w:proofErr w:type="spellEnd"/>
           </w:p>
         </w:tc>
         <w:bookmarkStart w:id="34" w:name="_MCCTEMPBM_CRPT01490037___7"/>
@@ -7666,8 +8135,15 @@
                 <w:rFonts w:ascii="Arial" w:hAnsi="Arial" w:cs="Arial"/>
               </w:rPr>
               <w:br/>
+            </w:r>
+            <w:proofErr w:type="spellStart"/>
+            <w:r>
+              <w:rPr>
+                <w:rFonts w:ascii="Arial" w:hAnsi="Arial" w:cs="Arial"/>
+              </w:rPr>
               <w:t>000D</w:t>
             </w:r>
+            <w:proofErr w:type="spellEnd"/>
           </w:p>
         </w:tc>
         <w:tc>
@@ -7703,8 +8179,15 @@
                 <w:rFonts w:ascii="Arial" w:hAnsi="Arial" w:cs="Arial"/>
               </w:rPr>
               <w:br/>
+            </w:r>
+            <w:proofErr w:type="spellStart"/>
+            <w:r>
+              <w:rPr>
+                <w:rFonts w:ascii="Arial" w:hAnsi="Arial" w:cs="Arial"/>
+              </w:rPr>
               <w:t>05C2</w:t>
             </w:r>
+            <w:proofErr w:type="spellEnd"/>
           </w:p>
         </w:tc>
         <w:tc>
@@ -7739,8 +8222,15 @@
                 <w:rFonts w:ascii="Arial" w:hAnsi="Arial" w:cs="Arial"/>
               </w:rPr>
               <w:br/>
+            </w:r>
+            <w:proofErr w:type="spellStart"/>
+            <w:r>
+              <w:rPr>
+                <w:rFonts w:ascii="Arial" w:hAnsi="Arial" w:cs="Arial"/>
+              </w:rPr>
               <w:t>002D</w:t>
             </w:r>
+            <w:proofErr w:type="spellEnd"/>
           </w:p>
         </w:tc>
         <w:tc>
@@ -7775,8 +8265,15 @@
                 <w:rFonts w:ascii="Arial" w:hAnsi="Arial" w:cs="Arial"/>
               </w:rPr>
               <w:br/>
+            </w:r>
+            <w:proofErr w:type="spellStart"/>
+            <w:r>
+              <w:rPr>
+                <w:rFonts w:ascii="Arial" w:hAnsi="Arial" w:cs="Arial"/>
+              </w:rPr>
               <w:t>003D</w:t>
             </w:r>
+            <w:proofErr w:type="spellEnd"/>
           </w:p>
         </w:tc>
         <w:tc>
@@ -7811,8 +8308,15 @@
                 <w:rFonts w:ascii="Arial" w:hAnsi="Arial" w:cs="Arial"/>
               </w:rPr>
               <w:br/>
+            </w:r>
+            <w:proofErr w:type="spellStart"/>
+            <w:r>
+              <w:rPr>
+                <w:rFonts w:ascii="Arial" w:hAnsi="Arial" w:cs="Arial"/>
+              </w:rPr>
               <w:t>05DC</w:t>
             </w:r>
+            <w:proofErr w:type="spellEnd"/>
           </w:p>
         </w:tc>
         <w:tc>
@@ -7847,8 +8351,15 @@
                 <w:rFonts w:ascii="Arial" w:hAnsi="Arial" w:cs="Arial"/>
               </w:rPr>
               <w:br/>
+            </w:r>
+            <w:proofErr w:type="spellStart"/>
+            <w:r>
+              <w:rPr>
+                <w:rFonts w:ascii="Arial" w:hAnsi="Arial" w:cs="Arial"/>
+              </w:rPr>
               <w:t>05F0</w:t>
             </w:r>
+            <w:proofErr w:type="spellEnd"/>
           </w:p>
         </w:tc>
         <w:tc>
@@ -7883,8 +8394,15 @@
                 <w:rFonts w:ascii="Arial" w:hAnsi="Arial" w:cs="Arial"/>
               </w:rPr>
               <w:br/>
+            </w:r>
+            <w:proofErr w:type="spellStart"/>
+            <w:r>
+              <w:rPr>
+                <w:rFonts w:ascii="Arial" w:hAnsi="Arial" w:cs="Arial"/>
+              </w:rPr>
               <w:t>006D</w:t>
             </w:r>
+            <w:proofErr w:type="spellEnd"/>
           </w:p>
         </w:tc>
         <w:tc>
@@ -7910,17 +8428,24 @@
             </w:pPr>
             <w:r>
               <w:rPr>
-                <w:rFonts w:ascii="Arial" w:hAnsi="Arial" w:cs="Arial"/>
-              </w:rPr>
-              <w:t>־</w:t>
-            </w:r>
-            <w:r>
-              <w:rPr>
-                <w:rFonts w:ascii="Arial" w:hAnsi="Arial" w:cs="Arial"/>
-              </w:rPr>
-              <w:br/>
-              <w:t>05BE</w:t>
-            </w:r>
+                <w:rFonts w:ascii="Ebrima" w:hAnsi="Ebrima" w:cs="Arial"/>
+              </w:rPr>
+              <w:t>⹁</w:t>
+            </w:r>
+            <w:r>
+              <w:rPr>
+                <w:rFonts w:ascii="Arial" w:hAnsi="Arial" w:cs="Arial"/>
+              </w:rPr>
+              <w:br/>
+            </w:r>
+            <w:proofErr w:type="spellStart"/>
+            <w:r>
+              <w:rPr>
+                <w:rFonts w:ascii="Arial" w:hAnsi="Arial" w:cs="Arial"/>
+              </w:rPr>
+              <w:t>2E41</w:t>
+            </w:r>
+            <w:proofErr w:type="spellEnd"/>
           </w:p>
         </w:tc>
         <w:bookmarkStart w:id="36" w:name="_MCCTEMPBM_CRPT01490039___7"/>
@@ -8110,15 +8635,22 @@
               <w:rPr>
                 <w:rFonts w:ascii="Arial" w:hAnsi="Arial" w:cs="Arial"/>
               </w:rPr>
-              <w:t>ֲ</w:t>
-            </w:r>
-            <w:r>
-              <w:rPr>
-                <w:rFonts w:ascii="Arial" w:hAnsi="Arial" w:cs="Arial"/>
-              </w:rPr>
-              <w:br/>
-              <w:t>05B2</w:t>
-            </w:r>
+              <w:t>ַ</w:t>
+            </w:r>
+            <w:r>
+              <w:rPr>
+                <w:rFonts w:ascii="Arial" w:hAnsi="Arial" w:cs="Arial"/>
+              </w:rPr>
+              <w:br/>
+            </w:r>
+            <w:proofErr w:type="spellStart"/>
+            <w:r>
+              <w:rPr>
+                <w:rFonts w:ascii="Arial" w:hAnsi="Arial" w:cs="Arial"/>
+              </w:rPr>
+              <w:t>05B7</w:t>
+            </w:r>
+            <w:proofErr w:type="spellEnd"/>
           </w:p>
         </w:tc>
         <w:tc>
@@ -8153,8 +8685,15 @@
                 <w:rFonts w:ascii="Arial" w:hAnsi="Arial" w:cs="Arial"/>
               </w:rPr>
               <w:br/>
+            </w:r>
+            <w:proofErr w:type="spellStart"/>
+            <w:r>
+              <w:rPr>
+                <w:rFonts w:ascii="Arial" w:hAnsi="Arial" w:cs="Arial"/>
+              </w:rPr>
               <w:t>05F3</w:t>
             </w:r>
+            <w:proofErr w:type="spellEnd"/>
           </w:p>
         </w:tc>
         <w:tc>
@@ -8189,8 +8728,15 @@
                 <w:rFonts w:ascii="Arial" w:hAnsi="Arial" w:cs="Arial"/>
               </w:rPr>
               <w:br/>
+            </w:r>
+            <w:proofErr w:type="spellStart"/>
+            <w:r>
+              <w:rPr>
+                <w:rFonts w:ascii="Arial" w:hAnsi="Arial" w:cs="Arial"/>
+              </w:rPr>
               <w:t>002E</w:t>
             </w:r>
+            <w:proofErr w:type="spellEnd"/>
           </w:p>
         </w:tc>
         <w:tc>
@@ -8225,8 +8771,15 @@
                 <w:rFonts w:ascii="Arial" w:hAnsi="Arial" w:cs="Arial"/>
               </w:rPr>
               <w:br/>
+            </w:r>
+            <w:proofErr w:type="spellStart"/>
+            <w:r>
+              <w:rPr>
+                <w:rFonts w:ascii="Arial" w:hAnsi="Arial" w:cs="Arial"/>
+              </w:rPr>
               <w:t>003E</w:t>
             </w:r>
+            <w:proofErr w:type="spellEnd"/>
           </w:p>
         </w:tc>
         <w:tc>
@@ -8261,8 +8814,15 @@
                 <w:rFonts w:ascii="Arial" w:hAnsi="Arial" w:cs="Arial"/>
               </w:rPr>
               <w:br/>
+            </w:r>
+            <w:proofErr w:type="spellStart"/>
+            <w:r>
+              <w:rPr>
+                <w:rFonts w:ascii="Arial" w:hAnsi="Arial" w:cs="Arial"/>
+              </w:rPr>
               <w:t>05DD</w:t>
             </w:r>
+            <w:proofErr w:type="spellEnd"/>
           </w:p>
         </w:tc>
         <w:tc>
@@ -8297,8 +8857,15 @@
                 <w:rFonts w:ascii="Arial" w:hAnsi="Arial" w:cs="Arial"/>
               </w:rPr>
               <w:br/>
+            </w:r>
+            <w:proofErr w:type="spellStart"/>
+            <w:r>
+              <w:rPr>
+                <w:rFonts w:ascii="Arial" w:hAnsi="Arial" w:cs="Arial"/>
+              </w:rPr>
               <w:t>05F1</w:t>
             </w:r>
+            <w:proofErr w:type="spellEnd"/>
           </w:p>
         </w:tc>
         <w:tc>
@@ -8333,20 +8900,26 @@
                 <w:rFonts w:ascii="Arial" w:hAnsi="Arial" w:cs="Arial"/>
               </w:rPr>
               <w:br/>
+            </w:r>
+            <w:proofErr w:type="spellStart"/>
+            <w:r>
+              <w:rPr>
+                <w:rFonts w:ascii="Arial" w:hAnsi="Arial" w:cs="Arial"/>
+              </w:rPr>
               <w:t>006E</w:t>
             </w:r>
-          </w:p>
-        </w:tc>
-        <w:tc>
-          <w:tcPr>
-            <w:tcW w:w="0" w:type="auto"/>
-            <w:tcBorders>
-              <w:top w:val="single" w:sz="12" w:space="0" w:color="000000"/>
-              <w:left w:val="single" w:sz="12" w:space="0" w:color="000000"/>
-              <w:bottom w:val="single" w:sz="12" w:space="0" w:color="000000"/>
-              <w:right w:val="single" w:sz="12" w:space="0" w:color="000000"/>
-            </w:tcBorders>
-            <w:shd w:val="clear" w:color="auto" w:fill="FFC000"/>
+            <w:proofErr w:type="spellEnd"/>
+          </w:p>
+        </w:tc>
+        <w:tc>
+          <w:tcPr>
+            <w:tcW w:w="0" w:type="auto"/>
+            <w:tcBorders>
+              <w:top w:val="single" w:sz="12" w:space="0" w:color="000000"/>
+              <w:left w:val="single" w:sz="12" w:space="0" w:color="000000"/>
+              <w:bottom w:val="single" w:sz="12" w:space="0" w:color="000000"/>
+              <w:right w:val="single" w:sz="12" w:space="0" w:color="000000"/>
+            </w:tcBorders>
             <w:vAlign w:val="center"/>
           </w:tcPr>
           <w:p>
@@ -8361,25 +8934,24 @@
             </w:pPr>
             <w:r>
               <w:rPr>
-                <w:rFonts w:ascii="Arial" w:hAnsi="Arial" w:cs="Arial"/>
-              </w:rPr>
-              <w:t>‎</w:t>
-            </w:r>
-            <w:r>
-              <w:rPr>
-                <w:rFonts w:ascii="Arial" w:hAnsi="Arial" w:cs="Arial"/>
-                <w:b/>
-                <w:bCs/>
-              </w:rPr>
-              <w:t>LRM</w:t>
-            </w:r>
-            <w:r>
-              <w:rPr>
-                <w:rFonts w:ascii="Arial" w:hAnsi="Arial" w:cs="Arial"/>
-              </w:rPr>
-              <w:br/>
-              <w:t>200E</w:t>
-            </w:r>
+                <w:rFonts w:ascii="Segoe UI Symbol" w:hAnsi="Segoe UI Symbol" w:cs="Segoe UI Symbol"/>
+              </w:rPr>
+              <w:t>⁏</w:t>
+            </w:r>
+            <w:r>
+              <w:rPr>
+                <w:rFonts w:ascii="Arial" w:hAnsi="Arial" w:cs="Arial"/>
+              </w:rPr>
+              <w:br/>
+            </w:r>
+            <w:proofErr w:type="spellStart"/>
+            <w:r>
+              <w:rPr>
+                <w:rFonts w:ascii="Arial" w:hAnsi="Arial" w:cs="Arial"/>
+              </w:rPr>
+              <w:t>204F</w:t>
+            </w:r>
+            <w:proofErr w:type="spellEnd"/>
           </w:p>
         </w:tc>
         <w:bookmarkStart w:id="38" w:name="_MCCTEMPBM_CRPT01490041___7"/>
@@ -8569,15 +9141,22 @@
               <w:rPr>
                 <w:rFonts w:ascii="Arial" w:hAnsi="Arial" w:cs="Arial"/>
               </w:rPr>
-              <w:t>ֳ</w:t>
-            </w:r>
-            <w:r>
-              <w:rPr>
-                <w:rFonts w:ascii="Arial" w:hAnsi="Arial" w:cs="Arial"/>
-              </w:rPr>
-              <w:br/>
-              <w:t>05B3</w:t>
-            </w:r>
+              <w:t>ֲ</w:t>
+            </w:r>
+            <w:r>
+              <w:rPr>
+                <w:rFonts w:ascii="Arial" w:hAnsi="Arial" w:cs="Arial"/>
+              </w:rPr>
+              <w:br/>
+            </w:r>
+            <w:proofErr w:type="spellStart"/>
+            <w:r>
+              <w:rPr>
+                <w:rFonts w:ascii="Arial" w:hAnsi="Arial" w:cs="Arial"/>
+              </w:rPr>
+              <w:t>05B2</w:t>
+            </w:r>
+            <w:proofErr w:type="spellEnd"/>
           </w:p>
         </w:tc>
         <w:tc>
@@ -8613,8 +9192,15 @@
                 <w:rFonts w:ascii="Arial" w:hAnsi="Arial" w:cs="Arial"/>
               </w:rPr>
               <w:br/>
+            </w:r>
+            <w:proofErr w:type="spellStart"/>
+            <w:r>
+              <w:rPr>
+                <w:rFonts w:ascii="Arial" w:hAnsi="Arial" w:cs="Arial"/>
+              </w:rPr>
               <w:t>05F4</w:t>
             </w:r>
+            <w:proofErr w:type="spellEnd"/>
           </w:p>
         </w:tc>
         <w:tc>
@@ -8650,8 +9236,15 @@
                 <w:rFonts w:ascii="Arial" w:hAnsi="Arial" w:cs="Arial"/>
               </w:rPr>
               <w:br/>
+            </w:r>
+            <w:proofErr w:type="spellStart"/>
+            <w:r>
+              <w:rPr>
+                <w:rFonts w:ascii="Arial" w:hAnsi="Arial" w:cs="Arial"/>
+              </w:rPr>
               <w:t>002F</w:t>
             </w:r>
+            <w:proofErr w:type="spellEnd"/>
           </w:p>
         </w:tc>
         <w:tc>
@@ -8687,8 +9280,15 @@
                 <w:rFonts w:ascii="Arial" w:hAnsi="Arial" w:cs="Arial"/>
               </w:rPr>
               <w:br/>
+            </w:r>
+            <w:proofErr w:type="spellStart"/>
+            <w:r>
+              <w:rPr>
+                <w:rFonts w:ascii="Arial" w:hAnsi="Arial" w:cs="Arial"/>
+              </w:rPr>
               <w:t>003F</w:t>
             </w:r>
+            <w:proofErr w:type="spellEnd"/>
           </w:p>
         </w:tc>
         <w:tc>
@@ -8724,8 +9324,15 @@
                 <w:rFonts w:ascii="Arial" w:hAnsi="Arial" w:cs="Arial"/>
               </w:rPr>
               <w:br/>
+            </w:r>
+            <w:proofErr w:type="spellStart"/>
+            <w:r>
+              <w:rPr>
+                <w:rFonts w:ascii="Arial" w:hAnsi="Arial" w:cs="Arial"/>
+              </w:rPr>
               <w:t>05DE</w:t>
             </w:r>
+            <w:proofErr w:type="spellEnd"/>
           </w:p>
         </w:tc>
         <w:tc>
@@ -8761,8 +9368,15 @@
                 <w:rFonts w:ascii="Arial" w:hAnsi="Arial" w:cs="Arial"/>
               </w:rPr>
               <w:br/>
+            </w:r>
+            <w:proofErr w:type="spellStart"/>
+            <w:r>
+              <w:rPr>
+                <w:rFonts w:ascii="Arial" w:hAnsi="Arial" w:cs="Arial"/>
+              </w:rPr>
               <w:t>05F2</w:t>
             </w:r>
+            <w:proofErr w:type="spellEnd"/>
           </w:p>
         </w:tc>
         <w:tc>
@@ -8798,20 +9412,26 @@
                 <w:rFonts w:ascii="Arial" w:hAnsi="Arial" w:cs="Arial"/>
               </w:rPr>
               <w:br/>
+            </w:r>
+            <w:proofErr w:type="spellStart"/>
+            <w:r>
+              <w:rPr>
+                <w:rFonts w:ascii="Arial" w:hAnsi="Arial" w:cs="Arial"/>
+              </w:rPr>
               <w:t>006F</w:t>
             </w:r>
-          </w:p>
-        </w:tc>
-        <w:tc>
-          <w:tcPr>
-            <w:tcW w:w="0" w:type="auto"/>
-            <w:tcBorders>
-              <w:top w:val="single" w:sz="12" w:space="0" w:color="000000"/>
-              <w:left w:val="single" w:sz="12" w:space="0" w:color="000000"/>
-              <w:bottom w:val="single" w:sz="12" w:space="0" w:color="000000"/>
-              <w:right w:val="single" w:sz="12" w:space="0" w:color="000000"/>
-            </w:tcBorders>
-            <w:shd w:val="clear" w:color="auto" w:fill="FFC000"/>
+            <w:proofErr w:type="spellEnd"/>
+          </w:p>
+        </w:tc>
+        <w:tc>
+          <w:tcPr>
+            <w:tcW w:w="0" w:type="auto"/>
+            <w:tcBorders>
+              <w:top w:val="single" w:sz="12" w:space="0" w:color="000000"/>
+              <w:left w:val="single" w:sz="12" w:space="0" w:color="000000"/>
+              <w:bottom w:val="single" w:sz="12" w:space="0" w:color="000000"/>
+              <w:right w:val="single" w:sz="12" w:space="0" w:color="000000"/>
+            </w:tcBorders>
             <w:vAlign w:val="center"/>
           </w:tcPr>
           <w:p>
@@ -8826,25 +9446,24 @@
             </w:pPr>
             <w:r>
               <w:rPr>
-                <w:rFonts w:ascii="Arial" w:hAnsi="Arial" w:cs="Arial"/>
-              </w:rPr>
-              <w:t>‏</w:t>
-            </w:r>
-            <w:r>
-              <w:rPr>
-                <w:rFonts w:ascii="Arial" w:hAnsi="Arial" w:cs="Arial"/>
-                <w:b/>
-                <w:bCs/>
-              </w:rPr>
-              <w:t>RLM</w:t>
-            </w:r>
-            <w:r>
-              <w:rPr>
-                <w:rFonts w:ascii="Arial" w:hAnsi="Arial" w:cs="Arial"/>
-              </w:rPr>
-              <w:br/>
-              <w:t>200F</w:t>
-            </w:r>
+                <w:rFonts w:ascii="Segoe UI Symbol" w:hAnsi="Segoe UI Symbol" w:cs="Segoe UI Symbol"/>
+              </w:rPr>
+              <w:t>⸮</w:t>
+            </w:r>
+            <w:r>
+              <w:rPr>
+                <w:rFonts w:ascii="Arial" w:hAnsi="Arial" w:cs="Arial"/>
+              </w:rPr>
+              <w:br/>
+            </w:r>
+            <w:proofErr w:type="spellStart"/>
+            <w:r>
+              <w:rPr>
+                <w:rFonts w:ascii="Arial" w:hAnsi="Arial" w:cs="Arial"/>
+              </w:rPr>
+              <w:t>2E2E</w:t>
+            </w:r>
+            <w:proofErr w:type="spellEnd"/>
           </w:p>
         </w:tc>
         <w:bookmarkStart w:id="40" w:name="_MCCTEMPBM_CRPT01490043___7"/>
@@ -8872,7 +9491,15 @@
               <w:pStyle w:val="TAL"/>
             </w:pPr>
             <w:r>
-              <w:t>In the event that an MS receives a code where a symbol is not represented in the above table then the MS shall display the REPLACEMENT CHARACTER (U+FFFD).</w:t>
+              <w:t>In the event that an MS receives a code where a symbol is not represented in the above table then the MS shall display the REPLACEMENT CHARACTER (</w:t>
+            </w:r>
+            <w:proofErr w:type="spellStart"/>
+            <w:r>
+              <w:t>U+FFFD</w:t>
+            </w:r>
+            <w:proofErr w:type="spellEnd"/>
+            <w:r>
+              <w:t>).</w:t>
             </w:r>
             <w:r>
               <w:t xml:space="preserve"> </w:t>
@@ -8967,15 +9594,28 @@
             </w:r>
             <w:r>
               <w:br/>
-              <w:t>Note though that &lt;SS2,CR&gt; is actually CSI (se next table), and that “CR” is not a filler, nor LF.</w:t>
+              <w:t>Note though that &lt;</w:t>
+            </w:r>
+            <w:proofErr w:type="spellStart"/>
+            <w:r>
+              <w:t>SS2,CR</w:t>
+            </w:r>
+            <w:proofErr w:type="spellEnd"/>
+            <w:r>
+              <w:t>&gt; is actually CSI (se next table), and that “CR” is not a filler, nor LF.</w:t>
             </w:r>
           </w:p>
           <w:p>
             <w:pPr>
               <w:pStyle w:val="TAN"/>
             </w:pPr>
-            <w:r>
-              <w:t>SS2:</w:t>
+            <w:proofErr w:type="spellStart"/>
+            <w:r>
+              <w:t>SS2</w:t>
+            </w:r>
+            <w:proofErr w:type="spellEnd"/>
+            <w:r>
+              <w:t>:</w:t>
             </w:r>
             <w:r>
               <w:tab/>
@@ -8983,15 +9623,42 @@
             <w:r>
               <w:t xml:space="preserve">SINGLE SHIFT TWO; This code shifts the next 7-bit code unit to refer to an extension of this table (subclause </w:t>
             </w:r>
+            <w:proofErr w:type="spellStart"/>
             <w:r>
               <w:t>A.4.</w:t>
             </w:r>
             <w:r>
-              <w:t xml:space="preserve">11.2). </w:t>
-            </w:r>
-            <w:r>
-              <w:br/>
-              <w:t>When splitting a message text into submessages, there must be no cut right after an SS2.</w:t>
+              <w:t>1</w:t>
+            </w:r>
+            <w:r>
+              <w:t>2</w:t>
+            </w:r>
+            <w:r>
+              <w:t>.2</w:t>
+            </w:r>
+            <w:proofErr w:type="spellEnd"/>
+            <w:r>
+              <w:t xml:space="preserve">). </w:t>
+            </w:r>
+            <w:r>
+              <w:br/>
+              <w:t xml:space="preserve">When splitting a message text into </w:t>
+            </w:r>
+            <w:proofErr w:type="spellStart"/>
+            <w:r>
+              <w:t>submessages</w:t>
+            </w:r>
+            <w:proofErr w:type="spellEnd"/>
+            <w:r>
+              <w:t xml:space="preserve">, there must be no cut right after an </w:t>
+            </w:r>
+            <w:proofErr w:type="spellStart"/>
+            <w:r>
+              <w:t>SS2</w:t>
+            </w:r>
+            <w:proofErr w:type="spellEnd"/>
+            <w:r>
+              <w:t>.</w:t>
             </w:r>
           </w:p>
           <w:p>
@@ -8999,30 +9666,40 @@
               <w:pStyle w:val="TAN"/>
             </w:pPr>
             <w:r>
-              <w:t xml:space="preserve">LRM,RLM These should only be used to get the desired ‘bidi directionality’ of initially ‘bidi neutral’ symbols </w:t>
-            </w:r>
-            <w:r>
-              <w:t xml:space="preserve">in case of </w:t>
-            </w:r>
-            <w:r>
-              <w:rPr>
-                <w:i/>
-                <w:iCs/>
-              </w:rPr>
-              <w:t>bidi directional change</w:t>
-            </w:r>
-            <w:r>
-              <w:t xml:space="preserve"> around the symbol, to get the desired (readable!) display order.</w:t>
-            </w:r>
-            <w:r>
-              <w:br/>
-              <w:t xml:space="preserve">While zero-width, these should have </w:t>
-            </w:r>
-            <w:r>
-              <w:t>visible glyphs; like a narrow bar with a ‘flag’</w:t>
-            </w:r>
-            <w:r>
-              <w:t xml:space="preserve"> indicating direction.</w:t>
+              <w:t>Bidi:</w:t>
+            </w:r>
+            <w:r>
+              <w:tab/>
+            </w:r>
+            <w:r>
+              <w:t>The</w:t>
+            </w:r>
+            <w:r>
+              <w:t xml:space="preserve">re are no bidi control </w:t>
+            </w:r>
+            <w:r>
+              <w:t>codes for SMS/CBS</w:t>
+            </w:r>
+            <w:r>
+              <w:t>.</w:t>
+            </w:r>
+            <w:r>
+              <w:t xml:space="preserve"> The bidi algorithm is modified for readability</w:t>
+            </w:r>
+            <w:r>
+              <w:t xml:space="preserve"> without the need for bidi controls</w:t>
+            </w:r>
+            <w:r>
+              <w:t xml:space="preserve"> and security</w:t>
+            </w:r>
+            <w:r>
+              <w:t xml:space="preserve"> (</w:t>
+            </w:r>
+            <w:r>
+              <w:t>the bidi controls are a security issue)</w:t>
+            </w:r>
+            <w:r>
+              <w:t>.</w:t>
             </w:r>
           </w:p>
         </w:tc>
@@ -9048,6 +9725,7 @@
         <w:pStyle w:val="Rubrik4"/>
       </w:pPr>
       <w:bookmarkStart w:id="42" w:name="_Toc114820860"/>
+      <w:proofErr w:type="spellStart"/>
       <w:r>
         <w:lastRenderedPageBreak/>
         <w:t>A.4</w:t>
@@ -9064,6 +9742,7 @@
       <w:r>
         <w:t>2</w:t>
       </w:r>
+      <w:proofErr w:type="spellEnd"/>
       <w:r>
         <w:tab/>
         <w:t>SMS/CBS 7</w:t>
@@ -9078,13 +9757,26 @@
         <w:t>Hebrew</w:t>
       </w:r>
       <w:r>
-        <w:t xml:space="preserve"> Alphabet (0x1</w:t>
+        <w:t xml:space="preserve"> Alphabet (</w:t>
+      </w:r>
+      <w:proofErr w:type="spellStart"/>
+      <w:r>
+        <w:t>0x1</w:t>
       </w:r>
       <w:r>
         <w:t>2</w:t>
       </w:r>
+      <w:proofErr w:type="spellEnd"/>
       <w:r>
-        <w:t>) extension (SS2) table</w:t>
+        <w:t>) extension (</w:t>
+      </w:r>
+      <w:proofErr w:type="spellStart"/>
+      <w:r>
+        <w:t>SS2</w:t>
+      </w:r>
+      <w:proofErr w:type="spellEnd"/>
+      <w:r>
+        <w:t>) table</w:t>
       </w:r>
       <w:bookmarkEnd w:id="42"/>
     </w:p>
@@ -9203,6 +9895,7 @@
                 <w:sz w:val="24"/>
               </w:rPr>
             </w:pPr>
+            <w:proofErr w:type="spellStart"/>
             <w:r>
               <w:rPr>
                 <w:rFonts w:ascii="Courier" w:hAnsi="Courier"/>
@@ -9214,6 +9907,7 @@
               </w:rPr>
               <w:t>b7</w:t>
             </w:r>
+            <w:proofErr w:type="spellEnd"/>
           </w:p>
         </w:tc>
         <w:tc>
@@ -9558,6 +10252,7 @@
                 <w:sz w:val="24"/>
               </w:rPr>
             </w:pPr>
+            <w:proofErr w:type="spellStart"/>
             <w:r>
               <w:rPr>
                 <w:rFonts w:ascii="Courier" w:hAnsi="Courier"/>
@@ -9569,6 +10264,7 @@
               </w:rPr>
               <w:t>b6</w:t>
             </w:r>
+            <w:proofErr w:type="spellEnd"/>
           </w:p>
         </w:tc>
         <w:tc>
@@ -9913,6 +10609,7 @@
                 <w:sz w:val="24"/>
               </w:rPr>
             </w:pPr>
+            <w:proofErr w:type="spellStart"/>
             <w:r>
               <w:rPr>
                 <w:rFonts w:ascii="Courier" w:hAnsi="Courier"/>
@@ -9924,6 +10621,7 @@
               </w:rPr>
               <w:t>b5</w:t>
             </w:r>
+            <w:proofErr w:type="spellEnd"/>
           </w:p>
         </w:tc>
         <w:tc>
@@ -10196,6 +10894,7 @@
             </w:pPr>
             <w:bookmarkStart w:id="49" w:name="_MCCTEMPBM_CRPT01490051___4" w:colFirst="0" w:colLast="11"/>
             <w:bookmarkEnd w:id="47"/>
+            <w:proofErr w:type="spellStart"/>
             <w:r>
               <w:rPr>
                 <w:rFonts w:ascii="Courier" w:hAnsi="Courier"/>
@@ -10207,28 +10906,30 @@
               </w:rPr>
               <w:t>b4</w:t>
             </w:r>
-          </w:p>
-        </w:tc>
-        <w:tc>
-          <w:tcPr>
-            <w:tcW w:w="0" w:type="auto"/>
-            <w:tcBorders>
-              <w:top w:val="single" w:sz="6" w:space="0" w:color="auto"/>
-              <w:left w:val="single" w:sz="6" w:space="0" w:color="auto"/>
-              <w:bottom w:val="single" w:sz="6" w:space="0" w:color="auto"/>
-              <w:right w:val="single" w:sz="6" w:space="0" w:color="auto"/>
-            </w:tcBorders>
-          </w:tcPr>
-          <w:p>
-            <w:pPr>
-              <w:keepNext/>
-              <w:spacing w:before="120" w:line="240" w:lineRule="exact"/>
-              <w:jc w:val="center"/>
-              <w:rPr>
-                <w:rFonts w:ascii="Courier" w:hAnsi="Courier"/>
-                <w:sz w:val="24"/>
-              </w:rPr>
-            </w:pPr>
+            <w:proofErr w:type="spellEnd"/>
+          </w:p>
+        </w:tc>
+        <w:tc>
+          <w:tcPr>
+            <w:tcW w:w="0" w:type="auto"/>
+            <w:tcBorders>
+              <w:top w:val="single" w:sz="6" w:space="0" w:color="auto"/>
+              <w:left w:val="single" w:sz="6" w:space="0" w:color="auto"/>
+              <w:bottom w:val="single" w:sz="6" w:space="0" w:color="auto"/>
+              <w:right w:val="single" w:sz="6" w:space="0" w:color="auto"/>
+            </w:tcBorders>
+          </w:tcPr>
+          <w:p>
+            <w:pPr>
+              <w:keepNext/>
+              <w:spacing w:before="120" w:line="240" w:lineRule="exact"/>
+              <w:jc w:val="center"/>
+              <w:rPr>
+                <w:rFonts w:ascii="Courier" w:hAnsi="Courier"/>
+                <w:sz w:val="24"/>
+              </w:rPr>
+            </w:pPr>
+            <w:proofErr w:type="spellStart"/>
             <w:r>
               <w:rPr>
                 <w:rFonts w:ascii="Courier" w:hAnsi="Courier"/>
@@ -10240,28 +10941,30 @@
               </w:rPr>
               <w:t>b3</w:t>
             </w:r>
-          </w:p>
-        </w:tc>
-        <w:tc>
-          <w:tcPr>
-            <w:tcW w:w="0" w:type="auto"/>
-            <w:tcBorders>
-              <w:top w:val="single" w:sz="6" w:space="0" w:color="auto"/>
-              <w:left w:val="single" w:sz="6" w:space="0" w:color="auto"/>
-              <w:bottom w:val="single" w:sz="6" w:space="0" w:color="auto"/>
-              <w:right w:val="single" w:sz="6" w:space="0" w:color="auto"/>
-            </w:tcBorders>
-          </w:tcPr>
-          <w:p>
-            <w:pPr>
-              <w:keepNext/>
-              <w:spacing w:before="120" w:line="240" w:lineRule="exact"/>
-              <w:jc w:val="center"/>
-              <w:rPr>
-                <w:rFonts w:ascii="Courier" w:hAnsi="Courier"/>
-                <w:sz w:val="24"/>
-              </w:rPr>
-            </w:pPr>
+            <w:proofErr w:type="spellEnd"/>
+          </w:p>
+        </w:tc>
+        <w:tc>
+          <w:tcPr>
+            <w:tcW w:w="0" w:type="auto"/>
+            <w:tcBorders>
+              <w:top w:val="single" w:sz="6" w:space="0" w:color="auto"/>
+              <w:left w:val="single" w:sz="6" w:space="0" w:color="auto"/>
+              <w:bottom w:val="single" w:sz="6" w:space="0" w:color="auto"/>
+              <w:right w:val="single" w:sz="6" w:space="0" w:color="auto"/>
+            </w:tcBorders>
+          </w:tcPr>
+          <w:p>
+            <w:pPr>
+              <w:keepNext/>
+              <w:spacing w:before="120" w:line="240" w:lineRule="exact"/>
+              <w:jc w:val="center"/>
+              <w:rPr>
+                <w:rFonts w:ascii="Courier" w:hAnsi="Courier"/>
+                <w:sz w:val="24"/>
+              </w:rPr>
+            </w:pPr>
+            <w:proofErr w:type="spellStart"/>
             <w:r>
               <w:rPr>
                 <w:rFonts w:ascii="Courier" w:hAnsi="Courier"/>
@@ -10273,28 +10976,30 @@
               </w:rPr>
               <w:t>b2</w:t>
             </w:r>
-          </w:p>
-        </w:tc>
-        <w:tc>
-          <w:tcPr>
-            <w:tcW w:w="0" w:type="auto"/>
-            <w:tcBorders>
-              <w:top w:val="single" w:sz="6" w:space="0" w:color="auto"/>
-              <w:left w:val="single" w:sz="6" w:space="0" w:color="auto"/>
-              <w:bottom w:val="single" w:sz="6" w:space="0" w:color="auto"/>
-              <w:right w:val="single" w:sz="6" w:space="0" w:color="auto"/>
-            </w:tcBorders>
-          </w:tcPr>
-          <w:p>
-            <w:pPr>
-              <w:keepNext/>
-              <w:spacing w:before="120" w:line="240" w:lineRule="exact"/>
-              <w:jc w:val="center"/>
-              <w:rPr>
-                <w:rFonts w:ascii="Courier" w:hAnsi="Courier"/>
-                <w:sz w:val="24"/>
-              </w:rPr>
-            </w:pPr>
+            <w:proofErr w:type="spellEnd"/>
+          </w:p>
+        </w:tc>
+        <w:tc>
+          <w:tcPr>
+            <w:tcW w:w="0" w:type="auto"/>
+            <w:tcBorders>
+              <w:top w:val="single" w:sz="6" w:space="0" w:color="auto"/>
+              <w:left w:val="single" w:sz="6" w:space="0" w:color="auto"/>
+              <w:bottom w:val="single" w:sz="6" w:space="0" w:color="auto"/>
+              <w:right w:val="single" w:sz="6" w:space="0" w:color="auto"/>
+            </w:tcBorders>
+          </w:tcPr>
+          <w:p>
+            <w:pPr>
+              <w:keepNext/>
+              <w:spacing w:before="120" w:line="240" w:lineRule="exact"/>
+              <w:jc w:val="center"/>
+              <w:rPr>
+                <w:rFonts w:ascii="Courier" w:hAnsi="Courier"/>
+                <w:sz w:val="24"/>
+              </w:rPr>
+            </w:pPr>
+            <w:proofErr w:type="spellStart"/>
             <w:r>
               <w:rPr>
                 <w:rFonts w:ascii="Courier" w:hAnsi="Courier"/>
@@ -10306,6 +11011,7 @@
               </w:rPr>
               <w:t>b1</w:t>
             </w:r>
+            <w:proofErr w:type="spellEnd"/>
           </w:p>
         </w:tc>
         <w:tc>
@@ -10329,6 +11035,7 @@
                 <w:sz w:val="24"/>
               </w:rPr>
             </w:pPr>
+            <w:proofErr w:type="spellStart"/>
             <w:r>
               <w:rPr>
                 <w:rFonts w:ascii="Courier" w:hAnsi="Courier"/>
@@ -10338,6 +11045,7 @@
               </w:rPr>
               <w:t>1B</w:t>
             </w:r>
+            <w:proofErr w:type="spellEnd"/>
           </w:p>
         </w:tc>
         <w:tc>
@@ -10785,8 +11493,15 @@
                 <w:rFonts w:ascii="Arial" w:hAnsi="Arial" w:cs="Arial"/>
               </w:rPr>
               <w:br/>
+            </w:r>
+            <w:proofErr w:type="spellStart"/>
+            <w:r>
+              <w:rPr>
+                <w:rFonts w:ascii="Arial" w:hAnsi="Arial" w:cs="Arial"/>
+              </w:rPr>
               <w:t>FB21</w:t>
             </w:r>
+            <w:proofErr w:type="spellEnd"/>
           </w:p>
         </w:tc>
         <w:tc>
@@ -10821,8 +11536,15 @@
                 <w:rFonts w:ascii="Arial" w:hAnsi="Arial" w:cs="Arial"/>
               </w:rPr>
               <w:br/>
+            </w:r>
+            <w:proofErr w:type="spellStart"/>
+            <w:r>
+              <w:rPr>
+                <w:rFonts w:ascii="Arial" w:hAnsi="Arial" w:cs="Arial"/>
+              </w:rPr>
               <w:t>FB2A</w:t>
             </w:r>
+            <w:proofErr w:type="spellEnd"/>
           </w:p>
         </w:tc>
         <w:tc>
@@ -10857,8 +11579,15 @@
                 <w:rFonts w:ascii="Arial" w:hAnsi="Arial" w:cs="Arial"/>
               </w:rPr>
               <w:br/>
+            </w:r>
+            <w:proofErr w:type="spellStart"/>
+            <w:r>
+              <w:rPr>
+                <w:rFonts w:ascii="Arial" w:hAnsi="Arial" w:cs="Arial"/>
+              </w:rPr>
               <w:t>FB39</w:t>
             </w:r>
+            <w:proofErr w:type="spellEnd"/>
           </w:p>
         </w:tc>
         <w:tc>
@@ -10893,8 +11622,15 @@
                 <w:rFonts w:ascii="Arial" w:hAnsi="Arial" w:cs="Arial"/>
               </w:rPr>
               <w:br/>
+            </w:r>
+            <w:proofErr w:type="spellStart"/>
+            <w:r>
+              <w:rPr>
+                <w:rFonts w:ascii="Arial" w:hAnsi="Arial" w:cs="Arial"/>
+              </w:rPr>
               <w:t>FB44</w:t>
             </w:r>
+            <w:proofErr w:type="spellEnd"/>
           </w:p>
         </w:tc>
         <w:tc>
@@ -10929,8 +11665,15 @@
                 <w:rFonts w:ascii="Arial" w:hAnsi="Arial" w:cs="Arial"/>
               </w:rPr>
               <w:br/>
+            </w:r>
+            <w:proofErr w:type="spellStart"/>
+            <w:r>
+              <w:rPr>
+                <w:rFonts w:ascii="Arial" w:hAnsi="Arial" w:cs="Arial"/>
+              </w:rPr>
               <w:t>007C</w:t>
             </w:r>
+            <w:proofErr w:type="spellEnd"/>
           </w:p>
         </w:tc>
         <w:tc>
@@ -11001,8 +11744,15 @@
                 <w:rFonts w:ascii="Arial" w:hAnsi="Arial" w:cs="Arial"/>
               </w:rPr>
               <w:br/>
+            </w:r>
+            <w:proofErr w:type="spellStart"/>
+            <w:r>
+              <w:rPr>
+                <w:rFonts w:ascii="Arial" w:hAnsi="Arial" w:cs="Arial"/>
+              </w:rPr>
               <w:t>00BC</w:t>
             </w:r>
+            <w:proofErr w:type="spellEnd"/>
           </w:p>
         </w:tc>
         <w:tc>
@@ -11037,8 +11787,15 @@
                 <w:rFonts w:ascii="Arial" w:hAnsi="Arial" w:cs="Arial"/>
               </w:rPr>
               <w:br/>
+            </w:r>
+            <w:proofErr w:type="spellStart"/>
+            <w:r>
+              <w:rPr>
+                <w:rFonts w:ascii="Arial" w:hAnsi="Arial" w:cs="Arial"/>
+              </w:rPr>
               <w:t>26A0</w:t>
             </w:r>
+            <w:proofErr w:type="spellEnd"/>
           </w:p>
         </w:tc>
         <w:bookmarkStart w:id="52" w:name="_MCCTEMPBM_CRPT01490054___7"/>
@@ -11238,8 +11995,15 @@
                 <w:rFonts w:ascii="Arial" w:hAnsi="Arial" w:cs="Arial"/>
               </w:rPr>
               <w:br/>
+            </w:r>
+            <w:proofErr w:type="spellStart"/>
+            <w:r>
+              <w:rPr>
+                <w:rFonts w:ascii="Arial" w:hAnsi="Arial" w:cs="Arial"/>
+              </w:rPr>
               <w:t>FB22</w:t>
             </w:r>
+            <w:proofErr w:type="spellEnd"/>
           </w:p>
         </w:tc>
         <w:tc>
@@ -11274,8 +12038,15 @@
                 <w:rFonts w:ascii="Arial" w:hAnsi="Arial" w:cs="Arial"/>
               </w:rPr>
               <w:br/>
+            </w:r>
+            <w:proofErr w:type="spellStart"/>
+            <w:r>
+              <w:rPr>
+                <w:rFonts w:ascii="Arial" w:hAnsi="Arial" w:cs="Arial"/>
+              </w:rPr>
               <w:t>FB2B</w:t>
             </w:r>
+            <w:proofErr w:type="spellEnd"/>
           </w:p>
         </w:tc>
         <w:tc>
@@ -11310,8 +12081,15 @@
                 <w:rFonts w:ascii="Arial" w:hAnsi="Arial" w:cs="Arial"/>
               </w:rPr>
               <w:br/>
+            </w:r>
+            <w:proofErr w:type="spellStart"/>
+            <w:r>
+              <w:rPr>
+                <w:rFonts w:ascii="Arial" w:hAnsi="Arial" w:cs="Arial"/>
+              </w:rPr>
               <w:t>FB3A</w:t>
             </w:r>
+            <w:proofErr w:type="spellEnd"/>
           </w:p>
         </w:tc>
         <w:tc>
@@ -11346,8 +12124,15 @@
                 <w:rFonts w:ascii="Arial" w:hAnsi="Arial" w:cs="Arial"/>
               </w:rPr>
               <w:br/>
+            </w:r>
+            <w:proofErr w:type="spellStart"/>
+            <w:r>
+              <w:rPr>
+                <w:rFonts w:ascii="Arial" w:hAnsi="Arial" w:cs="Arial"/>
+              </w:rPr>
               <w:t>FB46</w:t>
             </w:r>
+            <w:proofErr w:type="spellEnd"/>
           </w:p>
         </w:tc>
         <w:tc>
@@ -11454,8 +12239,15 @@
                 <w:rFonts w:ascii="Arial" w:hAnsi="Arial" w:cs="Arial"/>
               </w:rPr>
               <w:br/>
+            </w:r>
+            <w:proofErr w:type="spellStart"/>
+            <w:r>
+              <w:rPr>
+                <w:rFonts w:ascii="Arial" w:hAnsi="Arial" w:cs="Arial"/>
+              </w:rPr>
               <w:t>00BD</w:t>
             </w:r>
+            <w:proofErr w:type="spellEnd"/>
           </w:p>
         </w:tc>
         <w:tc>
@@ -11490,8 +12282,15 @@
                 <w:rFonts w:ascii="Arial" w:hAnsi="Arial" w:cs="Arial"/>
               </w:rPr>
               <w:br/>
+            </w:r>
+            <w:proofErr w:type="spellStart"/>
+            <w:r>
+              <w:rPr>
+                <w:rFonts w:ascii="Arial" w:hAnsi="Arial" w:cs="Arial"/>
+              </w:rPr>
               <w:t>221E</w:t>
             </w:r>
+            <w:proofErr w:type="spellEnd"/>
           </w:p>
         </w:tc>
         <w:bookmarkStart w:id="54" w:name="_MCCTEMPBM_CRPT01490056___7"/>
@@ -11696,8 +12495,15 @@
                 <w:rFonts w:ascii="Arial" w:hAnsi="Arial" w:cs="Arial"/>
               </w:rPr>
               <w:br/>
+            </w:r>
+            <w:proofErr w:type="spellStart"/>
+            <w:r>
+              <w:rPr>
+                <w:rFonts w:ascii="Arial" w:hAnsi="Arial" w:cs="Arial"/>
+              </w:rPr>
               <w:t>FB23</w:t>
             </w:r>
+            <w:proofErr w:type="spellEnd"/>
           </w:p>
         </w:tc>
         <w:tc>
@@ -11732,8 +12538,15 @@
                 <w:rFonts w:ascii="Arial" w:hAnsi="Arial" w:cs="Arial"/>
               </w:rPr>
               <w:br/>
+            </w:r>
+            <w:proofErr w:type="spellStart"/>
+            <w:r>
+              <w:rPr>
+                <w:rFonts w:ascii="Arial" w:hAnsi="Arial" w:cs="Arial"/>
+              </w:rPr>
               <w:t>FB2C</w:t>
             </w:r>
+            <w:proofErr w:type="spellEnd"/>
           </w:p>
         </w:tc>
         <w:tc>
@@ -11768,8 +12581,15 @@
                 <w:rFonts w:ascii="Arial" w:hAnsi="Arial" w:cs="Arial"/>
               </w:rPr>
               <w:br/>
+            </w:r>
+            <w:proofErr w:type="spellStart"/>
+            <w:r>
+              <w:rPr>
+                <w:rFonts w:ascii="Arial" w:hAnsi="Arial" w:cs="Arial"/>
+              </w:rPr>
               <w:t>FB3B</w:t>
             </w:r>
+            <w:proofErr w:type="spellEnd"/>
           </w:p>
         </w:tc>
         <w:tc>
@@ -11804,8 +12624,15 @@
                 <w:rFonts w:ascii="Arial" w:hAnsi="Arial" w:cs="Arial"/>
               </w:rPr>
               <w:br/>
+            </w:r>
+            <w:proofErr w:type="spellStart"/>
+            <w:r>
+              <w:rPr>
+                <w:rFonts w:ascii="Arial" w:hAnsi="Arial" w:cs="Arial"/>
+              </w:rPr>
               <w:t>FB47</w:t>
             </w:r>
+            <w:proofErr w:type="spellEnd"/>
           </w:p>
         </w:tc>
         <w:tc>
@@ -11912,8 +12739,15 @@
                 <w:rFonts w:ascii="Arial" w:hAnsi="Arial" w:cs="Arial"/>
               </w:rPr>
               <w:br/>
+            </w:r>
+            <w:proofErr w:type="spellStart"/>
+            <w:r>
+              <w:rPr>
+                <w:rFonts w:ascii="Arial" w:hAnsi="Arial" w:cs="Arial"/>
+              </w:rPr>
               <w:t>00BE</w:t>
             </w:r>
+            <w:proofErr w:type="spellEnd"/>
           </w:p>
         </w:tc>
         <w:tc>
@@ -11948,8 +12782,15 @@
                 <w:rFonts w:ascii="Arial" w:hAnsi="Arial" w:cs="Arial"/>
               </w:rPr>
               <w:br/>
+            </w:r>
+            <w:proofErr w:type="spellStart"/>
+            <w:r>
+              <w:rPr>
+                <w:rFonts w:ascii="Arial" w:hAnsi="Arial" w:cs="Arial"/>
+              </w:rPr>
               <w:t>00B2</w:t>
             </w:r>
+            <w:proofErr w:type="spellEnd"/>
           </w:p>
         </w:tc>
         <w:bookmarkStart w:id="56" w:name="_MCCTEMPBM_CRPT01490058___7"/>
@@ -12149,8 +12990,15 @@
                 <w:rFonts w:ascii="Arial" w:hAnsi="Arial" w:cs="Arial"/>
               </w:rPr>
               <w:br/>
+            </w:r>
+            <w:proofErr w:type="spellStart"/>
+            <w:r>
+              <w:rPr>
+                <w:rFonts w:ascii="Arial" w:hAnsi="Arial" w:cs="Arial"/>
+              </w:rPr>
               <w:t>FB24</w:t>
             </w:r>
+            <w:proofErr w:type="spellEnd"/>
           </w:p>
         </w:tc>
         <w:tc>
@@ -12185,8 +13033,15 @@
                 <w:rFonts w:ascii="Arial" w:hAnsi="Arial" w:cs="Arial"/>
               </w:rPr>
               <w:br/>
+            </w:r>
+            <w:proofErr w:type="spellStart"/>
+            <w:r>
+              <w:rPr>
+                <w:rFonts w:ascii="Arial" w:hAnsi="Arial" w:cs="Arial"/>
+              </w:rPr>
               <w:t>FB2D</w:t>
             </w:r>
+            <w:proofErr w:type="spellEnd"/>
           </w:p>
         </w:tc>
         <w:tc>
@@ -12221,8 +13076,15 @@
                 <w:rFonts w:ascii="Arial" w:hAnsi="Arial" w:cs="Arial"/>
               </w:rPr>
               <w:br/>
+            </w:r>
+            <w:proofErr w:type="spellStart"/>
+            <w:r>
+              <w:rPr>
+                <w:rFonts w:ascii="Arial" w:hAnsi="Arial" w:cs="Arial"/>
+              </w:rPr>
               <w:t>FB3C</w:t>
             </w:r>
+            <w:proofErr w:type="spellEnd"/>
           </w:p>
         </w:tc>
         <w:tc>
@@ -12257,8 +13119,15 @@
                 <w:rFonts w:ascii="Arial" w:hAnsi="Arial" w:cs="Arial"/>
               </w:rPr>
               <w:br/>
+            </w:r>
+            <w:proofErr w:type="spellStart"/>
+            <w:r>
+              <w:rPr>
+                <w:rFonts w:ascii="Arial" w:hAnsi="Arial" w:cs="Arial"/>
+              </w:rPr>
               <w:t>FB48</w:t>
             </w:r>
+            <w:proofErr w:type="spellEnd"/>
           </w:p>
         </w:tc>
         <w:tc>
@@ -12365,8 +13234,15 @@
                 <w:rFonts w:ascii="Arial" w:hAnsi="Arial" w:cs="Arial"/>
               </w:rPr>
               <w:br/>
+            </w:r>
+            <w:proofErr w:type="spellStart"/>
+            <w:r>
+              <w:rPr>
+                <w:rFonts w:ascii="Arial" w:hAnsi="Arial" w:cs="Arial"/>
+              </w:rPr>
               <w:t>201C</w:t>
             </w:r>
+            <w:proofErr w:type="spellEnd"/>
           </w:p>
         </w:tc>
         <w:tc>
@@ -12401,8 +13277,15 @@
                 <w:rFonts w:ascii="Arial" w:hAnsi="Arial" w:cs="Arial"/>
               </w:rPr>
               <w:br/>
+            </w:r>
+            <w:proofErr w:type="spellStart"/>
+            <w:r>
+              <w:rPr>
+                <w:rFonts w:ascii="Arial" w:hAnsi="Arial" w:cs="Arial"/>
+              </w:rPr>
               <w:t>00B3</w:t>
             </w:r>
+            <w:proofErr w:type="spellEnd"/>
           </w:p>
         </w:tc>
         <w:bookmarkStart w:id="58" w:name="_MCCTEMPBM_CRPT01490060___7"/>
@@ -12607,8 +13490,15 @@
                 <w:rFonts w:ascii="Arial" w:hAnsi="Arial" w:cs="Arial"/>
               </w:rPr>
               <w:br/>
+            </w:r>
+            <w:proofErr w:type="spellStart"/>
+            <w:r>
+              <w:rPr>
+                <w:rFonts w:ascii="Arial" w:hAnsi="Arial" w:cs="Arial"/>
+              </w:rPr>
               <w:t>FB25</w:t>
             </w:r>
+            <w:proofErr w:type="spellEnd"/>
           </w:p>
         </w:tc>
         <w:tc>
@@ -12643,8 +13533,15 @@
                 <w:rFonts w:ascii="Arial" w:hAnsi="Arial" w:cs="Arial"/>
               </w:rPr>
               <w:br/>
+            </w:r>
+            <w:proofErr w:type="spellStart"/>
+            <w:r>
+              <w:rPr>
+                <w:rFonts w:ascii="Arial" w:hAnsi="Arial" w:cs="Arial"/>
+              </w:rPr>
               <w:t>005E</w:t>
             </w:r>
+            <w:proofErr w:type="spellEnd"/>
           </w:p>
         </w:tc>
         <w:tc>
@@ -12679,8 +13576,15 @@
                 <w:rFonts w:ascii="Arial" w:hAnsi="Arial" w:cs="Arial"/>
               </w:rPr>
               <w:br/>
+            </w:r>
+            <w:proofErr w:type="spellStart"/>
+            <w:r>
+              <w:rPr>
+                <w:rFonts w:ascii="Arial" w:hAnsi="Arial" w:cs="Arial"/>
+              </w:rPr>
               <w:t>FB3E</w:t>
             </w:r>
+            <w:proofErr w:type="spellEnd"/>
           </w:p>
         </w:tc>
         <w:tc>
@@ -12715,8 +13619,15 @@
                 <w:rFonts w:ascii="Arial" w:hAnsi="Arial" w:cs="Arial"/>
               </w:rPr>
               <w:br/>
+            </w:r>
+            <w:proofErr w:type="spellStart"/>
+            <w:r>
+              <w:rPr>
+                <w:rFonts w:ascii="Arial" w:hAnsi="Arial" w:cs="Arial"/>
+              </w:rPr>
               <w:t>FB49</w:t>
             </w:r>
+            <w:proofErr w:type="spellEnd"/>
           </w:p>
         </w:tc>
         <w:tc>
@@ -12823,8 +13734,15 @@
                 <w:rFonts w:ascii="Arial" w:hAnsi="Arial" w:cs="Arial"/>
               </w:rPr>
               <w:br/>
+            </w:r>
+            <w:proofErr w:type="spellStart"/>
+            <w:r>
+              <w:rPr>
+                <w:rFonts w:ascii="Arial" w:hAnsi="Arial" w:cs="Arial"/>
+              </w:rPr>
               <w:t>201D</w:t>
             </w:r>
+            <w:proofErr w:type="spellEnd"/>
           </w:p>
         </w:tc>
         <w:tc>
@@ -13059,8 +13977,15 @@
                 <w:rFonts w:ascii="Arial" w:hAnsi="Arial" w:cs="Arial"/>
               </w:rPr>
               <w:br/>
+            </w:r>
+            <w:proofErr w:type="spellStart"/>
+            <w:r>
+              <w:rPr>
+                <w:rFonts w:ascii="Arial" w:hAnsi="Arial" w:cs="Arial"/>
+              </w:rPr>
               <w:t>FB26</w:t>
             </w:r>
+            <w:proofErr w:type="spellEnd"/>
           </w:p>
         </w:tc>
         <w:tc>
@@ -13095,8 +14020,15 @@
                 <w:rFonts w:ascii="Arial" w:hAnsi="Arial" w:cs="Arial"/>
               </w:rPr>
               <w:br/>
+            </w:r>
+            <w:proofErr w:type="spellStart"/>
+            <w:r>
+              <w:rPr>
+                <w:rFonts w:ascii="Arial" w:hAnsi="Arial" w:cs="Arial"/>
+              </w:rPr>
               <w:t>FB2E</w:t>
             </w:r>
+            <w:proofErr w:type="spellEnd"/>
           </w:p>
         </w:tc>
         <w:tc>
@@ -13131,8 +14063,15 @@
                 <w:rFonts w:ascii="Arial" w:hAnsi="Arial" w:cs="Arial"/>
               </w:rPr>
               <w:br/>
+            </w:r>
+            <w:proofErr w:type="spellStart"/>
+            <w:r>
+              <w:rPr>
+                <w:rFonts w:ascii="Arial" w:hAnsi="Arial" w:cs="Arial"/>
+              </w:rPr>
               <w:t>FB40</w:t>
             </w:r>
+            <w:proofErr w:type="spellEnd"/>
           </w:p>
         </w:tc>
         <w:tc>
@@ -13167,8 +14106,15 @@
                 <w:rFonts w:ascii="Arial" w:hAnsi="Arial" w:cs="Arial"/>
               </w:rPr>
               <w:br/>
+            </w:r>
+            <w:proofErr w:type="spellStart"/>
+            <w:r>
+              <w:rPr>
+                <w:rFonts w:ascii="Arial" w:hAnsi="Arial" w:cs="Arial"/>
+              </w:rPr>
               <w:t>FB4A</w:t>
             </w:r>
+            <w:proofErr w:type="spellEnd"/>
           </w:p>
         </w:tc>
         <w:tc>
@@ -13275,8 +14221,15 @@
                 <w:rFonts w:ascii="Arial" w:hAnsi="Arial" w:cs="Arial"/>
               </w:rPr>
               <w:br/>
+            </w:r>
+            <w:proofErr w:type="spellStart"/>
+            <w:r>
+              <w:rPr>
+                <w:rFonts w:ascii="Arial" w:hAnsi="Arial" w:cs="Arial"/>
+              </w:rPr>
               <w:t>00A4</w:t>
             </w:r>
+            <w:proofErr w:type="spellEnd"/>
           </w:p>
         </w:tc>
         <w:tc>
@@ -13511,8 +14464,15 @@
                 <w:rFonts w:ascii="Arial" w:hAnsi="Arial" w:cs="Arial"/>
               </w:rPr>
               <w:br/>
+            </w:r>
+            <w:proofErr w:type="spellStart"/>
+            <w:r>
+              <w:rPr>
+                <w:rFonts w:ascii="Arial" w:hAnsi="Arial" w:cs="Arial"/>
+              </w:rPr>
               <w:t>FB27</w:t>
             </w:r>
+            <w:proofErr w:type="spellEnd"/>
           </w:p>
         </w:tc>
         <w:tc>
@@ -13547,8 +14507,15 @@
                 <w:rFonts w:ascii="Arial" w:hAnsi="Arial" w:cs="Arial"/>
               </w:rPr>
               <w:br/>
+            </w:r>
+            <w:proofErr w:type="spellStart"/>
+            <w:r>
+              <w:rPr>
+                <w:rFonts w:ascii="Arial" w:hAnsi="Arial" w:cs="Arial"/>
+              </w:rPr>
               <w:t>FB2F</w:t>
             </w:r>
+            <w:proofErr w:type="spellEnd"/>
           </w:p>
         </w:tc>
         <w:tc>
@@ -13583,8 +14550,15 @@
                 <w:rFonts w:ascii="Arial" w:hAnsi="Arial" w:cs="Arial"/>
               </w:rPr>
               <w:br/>
+            </w:r>
+            <w:proofErr w:type="spellStart"/>
+            <w:r>
+              <w:rPr>
+                <w:rFonts w:ascii="Arial" w:hAnsi="Arial" w:cs="Arial"/>
+              </w:rPr>
               <w:t>FB41</w:t>
             </w:r>
+            <w:proofErr w:type="spellEnd"/>
           </w:p>
         </w:tc>
         <w:tc>
@@ -13619,8 +14593,15 @@
                 <w:rFonts w:ascii="Arial" w:hAnsi="Arial" w:cs="Arial"/>
               </w:rPr>
               <w:br/>
+            </w:r>
+            <w:proofErr w:type="spellStart"/>
+            <w:r>
+              <w:rPr>
+                <w:rFonts w:ascii="Arial" w:hAnsi="Arial" w:cs="Arial"/>
+              </w:rPr>
               <w:t>FB4B</w:t>
             </w:r>
+            <w:proofErr w:type="spellEnd"/>
           </w:p>
         </w:tc>
         <w:tc>
@@ -13727,8 +14708,15 @@
                 <w:rFonts w:ascii="Arial" w:hAnsi="Arial" w:cs="Arial"/>
               </w:rPr>
               <w:br/>
+            </w:r>
+            <w:proofErr w:type="spellStart"/>
+            <w:r>
+              <w:rPr>
+                <w:rFonts w:ascii="Arial" w:hAnsi="Arial" w:cs="Arial"/>
+              </w:rPr>
               <w:t>03A9</w:t>
             </w:r>
+            <w:proofErr w:type="spellEnd"/>
           </w:p>
         </w:tc>
         <w:tc>
@@ -13958,8 +14946,15 @@
                 <w:rFonts w:ascii="Arial" w:hAnsi="Arial" w:cs="Arial"/>
               </w:rPr>
               <w:br/>
+            </w:r>
+            <w:proofErr w:type="spellStart"/>
+            <w:r>
+              <w:rPr>
+                <w:rFonts w:ascii="Arial" w:hAnsi="Arial" w:cs="Arial"/>
+              </w:rPr>
               <w:t>FB28</w:t>
             </w:r>
+            <w:proofErr w:type="spellEnd"/>
           </w:p>
         </w:tc>
         <w:tc>
@@ -13994,8 +14989,15 @@
                 <w:rFonts w:ascii="Arial" w:hAnsi="Arial" w:cs="Arial"/>
               </w:rPr>
               <w:br/>
+            </w:r>
+            <w:proofErr w:type="spellStart"/>
+            <w:r>
+              <w:rPr>
+                <w:rFonts w:ascii="Arial" w:hAnsi="Arial" w:cs="Arial"/>
+              </w:rPr>
               <w:t>FB30</w:t>
             </w:r>
+            <w:proofErr w:type="spellEnd"/>
           </w:p>
         </w:tc>
         <w:tc>
@@ -14030,8 +15032,15 @@
                 <w:rFonts w:ascii="Arial" w:hAnsi="Arial" w:cs="Arial"/>
               </w:rPr>
               <w:br/>
+            </w:r>
+            <w:proofErr w:type="spellStart"/>
+            <w:r>
+              <w:rPr>
+                <w:rFonts w:ascii="Arial" w:hAnsi="Arial" w:cs="Arial"/>
+              </w:rPr>
               <w:t>FB43</w:t>
             </w:r>
+            <w:proofErr w:type="spellEnd"/>
           </w:p>
         </w:tc>
         <w:tc>
@@ -14066,8 +15075,15 @@
                 <w:rFonts w:ascii="Arial" w:hAnsi="Arial" w:cs="Arial"/>
               </w:rPr>
               <w:br/>
+            </w:r>
+            <w:proofErr w:type="spellStart"/>
+            <w:r>
+              <w:rPr>
+                <w:rFonts w:ascii="Arial" w:hAnsi="Arial" w:cs="Arial"/>
+              </w:rPr>
               <w:t>FB4C</w:t>
             </w:r>
+            <w:proofErr w:type="spellEnd"/>
           </w:p>
         </w:tc>
         <w:tc>
@@ -14174,8 +15190,15 @@
                 <w:rFonts w:ascii="Arial" w:hAnsi="Arial" w:cs="Arial"/>
               </w:rPr>
               <w:br/>
+            </w:r>
+            <w:proofErr w:type="spellStart"/>
+            <w:r>
+              <w:rPr>
+                <w:rFonts w:ascii="Arial" w:hAnsi="Arial" w:cs="Arial"/>
+              </w:rPr>
               <w:t>03BC</w:t>
             </w:r>
+            <w:proofErr w:type="spellEnd"/>
           </w:p>
         </w:tc>
         <w:tc>
@@ -14405,8 +15428,15 @@
                 <w:rFonts w:ascii="Arial" w:hAnsi="Arial" w:cs="Arial"/>
               </w:rPr>
               <w:br/>
+            </w:r>
+            <w:proofErr w:type="spellStart"/>
+            <w:r>
+              <w:rPr>
+                <w:rFonts w:ascii="Arial" w:hAnsi="Arial" w:cs="Arial"/>
+              </w:rPr>
               <w:t>FB4F</w:t>
             </w:r>
+            <w:proofErr w:type="spellEnd"/>
           </w:p>
         </w:tc>
         <w:tc>
@@ -14441,8 +15471,15 @@
                 <w:rFonts w:ascii="Arial" w:hAnsi="Arial" w:cs="Arial"/>
               </w:rPr>
               <w:br/>
+            </w:r>
+            <w:proofErr w:type="spellStart"/>
+            <w:r>
+              <w:rPr>
+                <w:rFonts w:ascii="Arial" w:hAnsi="Arial" w:cs="Arial"/>
+              </w:rPr>
               <w:t>FB31</w:t>
             </w:r>
+            <w:proofErr w:type="spellEnd"/>
           </w:p>
         </w:tc>
         <w:tc>
@@ -14477,8 +15514,15 @@
                 <w:rFonts w:ascii="Arial" w:hAnsi="Arial" w:cs="Arial"/>
               </w:rPr>
               <w:br/>
+            </w:r>
+            <w:proofErr w:type="spellStart"/>
+            <w:r>
+              <w:rPr>
+                <w:rFonts w:ascii="Arial" w:hAnsi="Arial" w:cs="Arial"/>
+              </w:rPr>
               <w:t>007B</w:t>
             </w:r>
+            <w:proofErr w:type="spellEnd"/>
           </w:p>
         </w:tc>
         <w:tc>
@@ -14513,8 +15557,15 @@
                 <w:rFonts w:ascii="Arial" w:hAnsi="Arial" w:cs="Arial"/>
               </w:rPr>
               <w:br/>
+            </w:r>
+            <w:proofErr w:type="spellStart"/>
+            <w:r>
+              <w:rPr>
+                <w:rFonts w:ascii="Arial" w:hAnsi="Arial" w:cs="Arial"/>
+              </w:rPr>
               <w:t>FB4D</w:t>
             </w:r>
+            <w:proofErr w:type="spellEnd"/>
           </w:p>
         </w:tc>
         <w:tc>
@@ -14621,8 +15672,15 @@
                 <w:rFonts w:ascii="Arial" w:hAnsi="Arial" w:cs="Arial"/>
               </w:rPr>
               <w:br/>
+            </w:r>
+            <w:proofErr w:type="spellStart"/>
+            <w:r>
+              <w:rPr>
+                <w:rFonts w:ascii="Arial" w:hAnsi="Arial" w:cs="Arial"/>
+              </w:rPr>
               <w:t>00B0</w:t>
             </w:r>
+            <w:proofErr w:type="spellEnd"/>
           </w:p>
         </w:tc>
         <w:tc>
@@ -14852,8 +15910,15 @@
                 <w:rFonts w:ascii="Arial" w:hAnsi="Arial" w:cs="Arial"/>
               </w:rPr>
               <w:br/>
+            </w:r>
+            <w:proofErr w:type="spellStart"/>
+            <w:r>
+              <w:rPr>
+                <w:rFonts w:ascii="Arial" w:hAnsi="Arial" w:cs="Arial"/>
+              </w:rPr>
               <w:t>05EF</w:t>
             </w:r>
+            <w:proofErr w:type="spellEnd"/>
           </w:p>
         </w:tc>
         <w:tc>
@@ -14888,8 +15953,15 @@
                 <w:rFonts w:ascii="Arial" w:hAnsi="Arial" w:cs="Arial"/>
               </w:rPr>
               <w:br/>
+            </w:r>
+            <w:proofErr w:type="spellStart"/>
+            <w:r>
+              <w:rPr>
+                <w:rFonts w:ascii="Arial" w:hAnsi="Arial" w:cs="Arial"/>
+              </w:rPr>
               <w:t>FB32</w:t>
             </w:r>
+            <w:proofErr w:type="spellEnd"/>
           </w:p>
         </w:tc>
         <w:tc>
@@ -14924,8 +15996,15 @@
                 <w:rFonts w:ascii="Arial" w:hAnsi="Arial" w:cs="Arial"/>
               </w:rPr>
               <w:br/>
+            </w:r>
+            <w:proofErr w:type="spellStart"/>
+            <w:r>
+              <w:rPr>
+                <w:rFonts w:ascii="Arial" w:hAnsi="Arial" w:cs="Arial"/>
+              </w:rPr>
               <w:t>007D</w:t>
             </w:r>
+            <w:proofErr w:type="spellEnd"/>
           </w:p>
         </w:tc>
         <w:tc>
@@ -14960,8 +16039,15 @@
                 <w:rFonts w:ascii="Arial" w:hAnsi="Arial" w:cs="Arial"/>
               </w:rPr>
               <w:br/>
+            </w:r>
+            <w:proofErr w:type="spellStart"/>
+            <w:r>
+              <w:rPr>
+                <w:rFonts w:ascii="Arial" w:hAnsi="Arial" w:cs="Arial"/>
+              </w:rPr>
               <w:t>FB4E</w:t>
             </w:r>
+            <w:proofErr w:type="spellEnd"/>
           </w:p>
         </w:tc>
         <w:tc>
@@ -15068,8 +16154,15 @@
                 <w:rFonts w:ascii="Arial" w:hAnsi="Arial" w:cs="Arial"/>
               </w:rPr>
               <w:br/>
+            </w:r>
+            <w:proofErr w:type="spellStart"/>
+            <w:r>
+              <w:rPr>
+                <w:rFonts w:ascii="Arial" w:hAnsi="Arial" w:cs="Arial"/>
+              </w:rPr>
               <w:t>00D7</w:t>
             </w:r>
+            <w:proofErr w:type="spellEnd"/>
           </w:p>
         </w:tc>
         <w:tc>
@@ -15302,8 +16395,15 @@
                 <w:rFonts w:ascii="Arial" w:hAnsi="Arial" w:cs="Arial"/>
               </w:rPr>
               <w:br/>
+            </w:r>
+            <w:proofErr w:type="spellStart"/>
+            <w:r>
+              <w:rPr>
+                <w:rFonts w:ascii="Arial" w:hAnsi="Arial" w:cs="Arial"/>
+              </w:rPr>
               <w:t>000C</w:t>
             </w:r>
+            <w:proofErr w:type="spellEnd"/>
           </w:p>
         </w:tc>
         <w:tc>
@@ -15338,8 +16438,15 @@
                 <w:rFonts w:ascii="Arial" w:hAnsi="Arial" w:cs="Arial"/>
               </w:rPr>
               <w:br/>
+            </w:r>
+            <w:proofErr w:type="spellStart"/>
+            <w:r>
+              <w:rPr>
+                <w:rFonts w:ascii="Arial" w:hAnsi="Arial" w:cs="Arial"/>
+              </w:rPr>
               <w:t>FB33</w:t>
             </w:r>
+            <w:proofErr w:type="spellEnd"/>
           </w:p>
         </w:tc>
         <w:tc>
@@ -15440,8 +16547,15 @@
                 <w:rFonts w:ascii="Arial" w:hAnsi="Arial" w:cs="Arial"/>
               </w:rPr>
               <w:br/>
+            </w:r>
+            <w:proofErr w:type="spellStart"/>
+            <w:r>
+              <w:rPr>
+                <w:rFonts w:ascii="Arial" w:hAnsi="Arial" w:cs="Arial"/>
+              </w:rPr>
               <w:t>004A</w:t>
             </w:r>
+            <w:proofErr w:type="spellEnd"/>
           </w:p>
         </w:tc>
         <w:tc>
@@ -15476,8 +16590,15 @@
                 <w:rFonts w:ascii="Arial" w:hAnsi="Arial" w:cs="Arial"/>
               </w:rPr>
               <w:br/>
+            </w:r>
+            <w:proofErr w:type="spellStart"/>
+            <w:r>
+              <w:rPr>
+                <w:rFonts w:ascii="Arial" w:hAnsi="Arial" w:cs="Arial"/>
+              </w:rPr>
               <w:t>005A</w:t>
             </w:r>
+            <w:proofErr w:type="spellEnd"/>
           </w:p>
         </w:tc>
         <w:tc>
@@ -15512,8 +16633,15 @@
                 <w:rFonts w:ascii="Arial" w:hAnsi="Arial" w:cs="Arial"/>
               </w:rPr>
               <w:br/>
+            </w:r>
+            <w:proofErr w:type="spellStart"/>
+            <w:r>
+              <w:rPr>
+                <w:rFonts w:ascii="Arial" w:hAnsi="Arial" w:cs="Arial"/>
+              </w:rPr>
               <w:t>00F7</w:t>
             </w:r>
+            <w:proofErr w:type="spellEnd"/>
           </w:p>
         </w:tc>
         <w:tc>
@@ -15748,8 +16876,15 @@
                 <w:rFonts w:ascii="Arial" w:hAnsi="Arial" w:cs="Arial"/>
               </w:rPr>
               <w:br/>
+            </w:r>
+            <w:proofErr w:type="spellStart"/>
+            <w:r>
+              <w:rPr>
+                <w:rFonts w:ascii="Arial" w:hAnsi="Arial" w:cs="Arial"/>
+              </w:rPr>
               <w:t>05C3</w:t>
             </w:r>
+            <w:proofErr w:type="spellEnd"/>
           </w:p>
         </w:tc>
         <w:tc>
@@ -15774,6 +16909,7 @@
                 <w:sz w:val="24"/>
               </w:rPr>
             </w:pPr>
+            <w:proofErr w:type="spellStart"/>
             <w:r>
               <w:rPr>
                 <w:rFonts w:ascii="Arial" w:hAnsi="Arial" w:cs="Arial"/>
@@ -15782,6 +16918,7 @@
               </w:rPr>
               <w:t>SS3</w:t>
             </w:r>
+            <w:proofErr w:type="spellEnd"/>
             <w:r>
               <w:rPr>
                 <w:rFonts w:ascii="Arial" w:hAnsi="Arial" w:cs="Arial"/>
@@ -15889,19 +17026,27 @@
                 <w:rFonts w:ascii="Arial" w:hAnsi="Arial" w:cs="Arial"/>
               </w:rPr>
               <w:br/>
+            </w:r>
+            <w:proofErr w:type="spellStart"/>
+            <w:r>
+              <w:rPr>
+                <w:rFonts w:ascii="Arial" w:hAnsi="Arial" w:cs="Arial"/>
+              </w:rPr>
               <w:t>004B</w:t>
             </w:r>
-          </w:p>
-        </w:tc>
-        <w:tc>
-          <w:tcPr>
-            <w:tcW w:w="0" w:type="auto"/>
-            <w:tcBorders>
-              <w:top w:val="single" w:sz="12" w:space="0" w:color="000000"/>
-              <w:left w:val="single" w:sz="12" w:space="0" w:color="000000"/>
-              <w:bottom w:val="single" w:sz="12" w:space="0" w:color="000000"/>
-              <w:right w:val="single" w:sz="12" w:space="0" w:color="000000"/>
-            </w:tcBorders>
+            <w:proofErr w:type="spellEnd"/>
+          </w:p>
+        </w:tc>
+        <w:tc>
+          <w:tcPr>
+            <w:tcW w:w="0" w:type="auto"/>
+            <w:tcBorders>
+              <w:top w:val="single" w:sz="12" w:space="0" w:color="000000"/>
+              <w:left w:val="single" w:sz="12" w:space="0" w:color="000000"/>
+              <w:bottom w:val="single" w:sz="12" w:space="0" w:color="000000"/>
+              <w:right w:val="single" w:sz="12" w:space="0" w:color="000000"/>
+            </w:tcBorders>
+            <w:shd w:val="clear" w:color="auto" w:fill="FFFACD"/>
             <w:vAlign w:val="center"/>
           </w:tcPr>
           <w:p>
@@ -15916,17 +17061,24 @@
             </w:pPr>
             <w:r>
               <w:rPr>
-                <w:rFonts w:ascii="Segoe UI Symbol" w:hAnsi="Segoe UI Symbol" w:cs="Segoe UI Symbol"/>
-              </w:rPr>
-              <w:t>⸵</w:t>
-            </w:r>
-            <w:r>
-              <w:rPr>
-                <w:rFonts w:ascii="Arial" w:hAnsi="Arial" w:cs="Arial"/>
-              </w:rPr>
-              <w:br/>
-              <w:t>2E35</w:t>
-            </w:r>
+                <w:rFonts w:ascii="Arial" w:hAnsi="Arial" w:cs="Arial"/>
+              </w:rPr>
+              <w:t>ֿ</w:t>
+            </w:r>
+            <w:r>
+              <w:rPr>
+                <w:rFonts w:ascii="Arial" w:hAnsi="Arial" w:cs="Arial"/>
+              </w:rPr>
+              <w:br/>
+            </w:r>
+            <w:proofErr w:type="spellStart"/>
+            <w:r>
+              <w:rPr>
+                <w:rFonts w:ascii="Arial" w:hAnsi="Arial" w:cs="Arial"/>
+              </w:rPr>
+              <w:t>05BF</w:t>
+            </w:r>
+            <w:proofErr w:type="spellEnd"/>
           </w:p>
         </w:tc>
         <w:tc>
@@ -15961,8 +17113,15 @@
                 <w:rFonts w:ascii="Arial" w:hAnsi="Arial" w:cs="Arial"/>
               </w:rPr>
               <w:br/>
+            </w:r>
+            <w:proofErr w:type="spellStart"/>
+            <w:r>
+              <w:rPr>
+                <w:rFonts w:ascii="Arial" w:hAnsi="Arial" w:cs="Arial"/>
+              </w:rPr>
               <w:t>00B1</w:t>
             </w:r>
+            <w:proofErr w:type="spellEnd"/>
           </w:p>
         </w:tc>
         <w:tc>
@@ -16192,8 +17351,15 @@
                 <w:rFonts w:ascii="Arial" w:hAnsi="Arial" w:cs="Arial"/>
               </w:rPr>
               <w:br/>
+            </w:r>
+            <w:proofErr w:type="spellStart"/>
+            <w:r>
+              <w:rPr>
+                <w:rFonts w:ascii="Arial" w:hAnsi="Arial" w:cs="Arial"/>
+              </w:rPr>
               <w:t>05C0</w:t>
             </w:r>
+            <w:proofErr w:type="spellEnd"/>
           </w:p>
         </w:tc>
         <w:tc>
@@ -16228,8 +17394,15 @@
                 <w:rFonts w:ascii="Arial" w:hAnsi="Arial" w:cs="Arial"/>
               </w:rPr>
               <w:br/>
+            </w:r>
+            <w:proofErr w:type="spellStart"/>
+            <w:r>
+              <w:rPr>
+                <w:rFonts w:ascii="Arial" w:hAnsi="Arial" w:cs="Arial"/>
+              </w:rPr>
               <w:t>FB34</w:t>
             </w:r>
+            <w:proofErr w:type="spellEnd"/>
           </w:p>
         </w:tc>
         <w:tc>
@@ -16294,8 +17467,15 @@
                 <w:rFonts w:ascii="Arial" w:hAnsi="Arial" w:cs="Arial"/>
               </w:rPr>
               <w:br/>
+            </w:r>
+            <w:proofErr w:type="spellStart"/>
+            <w:r>
+              <w:rPr>
+                <w:rFonts w:ascii="Arial" w:hAnsi="Arial" w:cs="Arial"/>
+              </w:rPr>
               <w:t>005B</w:t>
             </w:r>
+            <w:proofErr w:type="spellEnd"/>
           </w:p>
         </w:tc>
         <w:tc>
@@ -16330,19 +17510,27 @@
                 <w:rFonts w:ascii="Arial" w:hAnsi="Arial" w:cs="Arial"/>
               </w:rPr>
               <w:br/>
+            </w:r>
+            <w:proofErr w:type="spellStart"/>
+            <w:r>
+              <w:rPr>
+                <w:rFonts w:ascii="Arial" w:hAnsi="Arial" w:cs="Arial"/>
+              </w:rPr>
               <w:t>004C</w:t>
             </w:r>
-          </w:p>
-        </w:tc>
-        <w:tc>
-          <w:tcPr>
-            <w:tcW w:w="0" w:type="auto"/>
-            <w:tcBorders>
-              <w:top w:val="single" w:sz="12" w:space="0" w:color="000000"/>
-              <w:left w:val="single" w:sz="12" w:space="0" w:color="000000"/>
-              <w:bottom w:val="single" w:sz="12" w:space="0" w:color="000000"/>
-              <w:right w:val="single" w:sz="12" w:space="0" w:color="000000"/>
-            </w:tcBorders>
+            <w:proofErr w:type="spellEnd"/>
+          </w:p>
+        </w:tc>
+        <w:tc>
+          <w:tcPr>
+            <w:tcW w:w="0" w:type="auto"/>
+            <w:tcBorders>
+              <w:top w:val="single" w:sz="12" w:space="0" w:color="000000"/>
+              <w:left w:val="single" w:sz="12" w:space="0" w:color="000000"/>
+              <w:bottom w:val="single" w:sz="12" w:space="0" w:color="000000"/>
+              <w:right w:val="single" w:sz="12" w:space="0" w:color="000000"/>
+            </w:tcBorders>
+            <w:shd w:val="clear" w:color="auto" w:fill="FFFACD"/>
             <w:vAlign w:val="center"/>
           </w:tcPr>
           <w:p>
@@ -16357,17 +17545,24 @@
             </w:pPr>
             <w:r>
               <w:rPr>
-                <w:rFonts w:ascii="Segoe UI Symbol" w:hAnsi="Segoe UI Symbol" w:cs="Segoe UI Symbol"/>
-              </w:rPr>
-              <w:t>⸮</w:t>
-            </w:r>
-            <w:r>
-              <w:rPr>
-                <w:rFonts w:ascii="Arial" w:hAnsi="Arial" w:cs="Arial"/>
-              </w:rPr>
-              <w:br/>
-              <w:t>2E2E</w:t>
-            </w:r>
+                <w:rFonts w:ascii="Arial" w:hAnsi="Arial" w:cs="Arial"/>
+              </w:rPr>
+              <w:t>ﬞ</w:t>
+            </w:r>
+            <w:r>
+              <w:rPr>
+                <w:rFonts w:ascii="Arial" w:hAnsi="Arial" w:cs="Arial"/>
+              </w:rPr>
+              <w:br/>
+            </w:r>
+            <w:proofErr w:type="spellStart"/>
+            <w:r>
+              <w:rPr>
+                <w:rFonts w:ascii="Arial" w:hAnsi="Arial" w:cs="Arial"/>
+              </w:rPr>
+              <w:t>FB1E</w:t>
+            </w:r>
+            <w:proofErr w:type="spellEnd"/>
           </w:p>
         </w:tc>
         <w:tc>
@@ -16636,8 +17831,15 @@
                 <w:rFonts w:ascii="Arial" w:hAnsi="Arial" w:cs="Arial"/>
               </w:rPr>
               <w:br/>
+            </w:r>
+            <w:proofErr w:type="spellStart"/>
+            <w:r>
+              <w:rPr>
+                <w:rFonts w:ascii="Arial" w:hAnsi="Arial" w:cs="Arial"/>
+              </w:rPr>
               <w:t>009B</w:t>
             </w:r>
+            <w:proofErr w:type="spellEnd"/>
           </w:p>
         </w:tc>
         <w:tc>
@@ -16672,8 +17874,15 @@
                 <w:rFonts w:ascii="Arial" w:hAnsi="Arial" w:cs="Arial"/>
               </w:rPr>
               <w:br/>
+            </w:r>
+            <w:proofErr w:type="spellStart"/>
+            <w:r>
+              <w:rPr>
+                <w:rFonts w:ascii="Arial" w:hAnsi="Arial" w:cs="Arial"/>
+              </w:rPr>
               <w:t>FB35</w:t>
             </w:r>
+            <w:proofErr w:type="spellEnd"/>
           </w:p>
         </w:tc>
         <w:tc>
@@ -16708,8 +17917,15 @@
                 <w:rFonts w:ascii="Arial" w:hAnsi="Arial" w:cs="Arial"/>
               </w:rPr>
               <w:br/>
+            </w:r>
+            <w:proofErr w:type="spellStart"/>
+            <w:r>
+              <w:rPr>
+                <w:rFonts w:ascii="Arial" w:hAnsi="Arial" w:cs="Arial"/>
+              </w:rPr>
               <w:t>2A7D</w:t>
             </w:r>
+            <w:proofErr w:type="spellEnd"/>
           </w:p>
         </w:tc>
         <w:tc>
@@ -16744,8 +17960,15 @@
                 <w:rFonts w:ascii="Arial" w:hAnsi="Arial" w:cs="Arial"/>
               </w:rPr>
               <w:br/>
+            </w:r>
+            <w:proofErr w:type="spellStart"/>
+            <w:r>
+              <w:rPr>
+                <w:rFonts w:ascii="Arial" w:hAnsi="Arial" w:cs="Arial"/>
+              </w:rPr>
               <w:t>007E</w:t>
             </w:r>
+            <w:proofErr w:type="spellEnd"/>
           </w:p>
         </w:tc>
         <w:tc>
@@ -16780,19 +18003,27 @@
                 <w:rFonts w:ascii="Arial" w:hAnsi="Arial" w:cs="Arial"/>
               </w:rPr>
               <w:br/>
+            </w:r>
+            <w:proofErr w:type="spellStart"/>
+            <w:r>
+              <w:rPr>
+                <w:rFonts w:ascii="Arial" w:hAnsi="Arial" w:cs="Arial"/>
+              </w:rPr>
               <w:t>004D</w:t>
             </w:r>
-          </w:p>
-        </w:tc>
-        <w:tc>
-          <w:tcPr>
-            <w:tcW w:w="0" w:type="auto"/>
-            <w:tcBorders>
-              <w:top w:val="single" w:sz="12" w:space="0" w:color="000000"/>
-              <w:left w:val="single" w:sz="12" w:space="0" w:color="000000"/>
-              <w:bottom w:val="single" w:sz="12" w:space="0" w:color="000000"/>
-              <w:right w:val="single" w:sz="12" w:space="0" w:color="000000"/>
-            </w:tcBorders>
+            <w:proofErr w:type="spellEnd"/>
+          </w:p>
+        </w:tc>
+        <w:tc>
+          <w:tcPr>
+            <w:tcW w:w="0" w:type="auto"/>
+            <w:tcBorders>
+              <w:top w:val="single" w:sz="12" w:space="0" w:color="000000"/>
+              <w:left w:val="single" w:sz="12" w:space="0" w:color="000000"/>
+              <w:bottom w:val="single" w:sz="12" w:space="0" w:color="000000"/>
+              <w:right w:val="single" w:sz="12" w:space="0" w:color="000000"/>
+            </w:tcBorders>
+            <w:shd w:val="clear" w:color="auto" w:fill="DDA0DD"/>
             <w:vAlign w:val="center"/>
           </w:tcPr>
           <w:p>
@@ -16807,16 +18038,9 @@
             </w:pPr>
             <w:r>
               <w:rPr>
-                <w:rFonts w:ascii="Segoe UI Symbol" w:hAnsi="Segoe UI Symbol" w:cs="Segoe UI Symbol"/>
-              </w:rPr>
-              <w:t>⁏</w:t>
-            </w:r>
-            <w:r>
-              <w:rPr>
-                <w:rFonts w:ascii="Arial" w:hAnsi="Arial" w:cs="Arial"/>
-              </w:rPr>
-              <w:br/>
-              <w:t>204F</w:t>
+                <w:rFonts w:ascii="Arial" w:hAnsi="Arial" w:cs="Arial"/>
+              </w:rPr>
+              <w:t> </w:t>
             </w:r>
           </w:p>
         </w:tc>
@@ -16852,8 +18076,15 @@
                 <w:rFonts w:ascii="Arial" w:hAnsi="Arial" w:cs="Arial"/>
               </w:rPr>
               <w:br/>
+            </w:r>
+            <w:proofErr w:type="spellStart"/>
+            <w:r>
+              <w:rPr>
+                <w:rFonts w:ascii="Arial" w:hAnsi="Arial" w:cs="Arial"/>
+              </w:rPr>
               <w:t>00AB</w:t>
             </w:r>
+            <w:proofErr w:type="spellEnd"/>
           </w:p>
         </w:tc>
         <w:tc>
@@ -17083,8 +18314,15 @@
                 <w:rFonts w:ascii="Arial" w:hAnsi="Arial" w:cs="Arial"/>
               </w:rPr>
               <w:br/>
+            </w:r>
+            <w:proofErr w:type="spellStart"/>
+            <w:r>
+              <w:rPr>
+                <w:rFonts w:ascii="Arial" w:hAnsi="Arial" w:cs="Arial"/>
+              </w:rPr>
               <w:t>05C6</w:t>
             </w:r>
+            <w:proofErr w:type="spellEnd"/>
           </w:p>
         </w:tc>
         <w:tc>
@@ -17119,8 +18357,15 @@
                 <w:rFonts w:ascii="Arial" w:hAnsi="Arial" w:cs="Arial"/>
               </w:rPr>
               <w:br/>
+            </w:r>
+            <w:proofErr w:type="spellStart"/>
+            <w:r>
+              <w:rPr>
+                <w:rFonts w:ascii="Arial" w:hAnsi="Arial" w:cs="Arial"/>
+              </w:rPr>
               <w:t>FB36</w:t>
             </w:r>
+            <w:proofErr w:type="spellEnd"/>
           </w:p>
         </w:tc>
         <w:tc>
@@ -17155,8 +18400,15 @@
                 <w:rFonts w:ascii="Arial" w:hAnsi="Arial" w:cs="Arial"/>
               </w:rPr>
               <w:br/>
+            </w:r>
+            <w:proofErr w:type="spellStart"/>
+            <w:r>
+              <w:rPr>
+                <w:rFonts w:ascii="Arial" w:hAnsi="Arial" w:cs="Arial"/>
+              </w:rPr>
               <w:t>2A7E</w:t>
             </w:r>
+            <w:proofErr w:type="spellEnd"/>
           </w:p>
         </w:tc>
         <w:tc>
@@ -17191,8 +18443,15 @@
                 <w:rFonts w:ascii="Arial" w:hAnsi="Arial" w:cs="Arial"/>
               </w:rPr>
               <w:br/>
+            </w:r>
+            <w:proofErr w:type="spellStart"/>
+            <w:r>
+              <w:rPr>
+                <w:rFonts w:ascii="Arial" w:hAnsi="Arial" w:cs="Arial"/>
+              </w:rPr>
               <w:t>005D</w:t>
             </w:r>
+            <w:proofErr w:type="spellEnd"/>
           </w:p>
         </w:tc>
         <w:tc>
@@ -17227,20 +18486,26 @@
                 <w:rFonts w:ascii="Arial" w:hAnsi="Arial" w:cs="Arial"/>
               </w:rPr>
               <w:br/>
+            </w:r>
+            <w:proofErr w:type="spellStart"/>
+            <w:r>
+              <w:rPr>
+                <w:rFonts w:ascii="Arial" w:hAnsi="Arial" w:cs="Arial"/>
+              </w:rPr>
               <w:t>004E</w:t>
             </w:r>
-          </w:p>
-        </w:tc>
-        <w:tc>
-          <w:tcPr>
-            <w:tcW w:w="0" w:type="auto"/>
-            <w:tcBorders>
-              <w:top w:val="single" w:sz="12" w:space="0" w:color="000000"/>
-              <w:left w:val="single" w:sz="12" w:space="0" w:color="000000"/>
-              <w:bottom w:val="single" w:sz="12" w:space="0" w:color="000000"/>
-              <w:right w:val="single" w:sz="12" w:space="0" w:color="000000"/>
-            </w:tcBorders>
-            <w:shd w:val="clear" w:color="auto" w:fill="FFFACD"/>
+            <w:proofErr w:type="spellEnd"/>
+          </w:p>
+        </w:tc>
+        <w:tc>
+          <w:tcPr>
+            <w:tcW w:w="0" w:type="auto"/>
+            <w:tcBorders>
+              <w:top w:val="single" w:sz="12" w:space="0" w:color="000000"/>
+              <w:left w:val="single" w:sz="12" w:space="0" w:color="000000"/>
+              <w:bottom w:val="single" w:sz="12" w:space="0" w:color="000000"/>
+              <w:right w:val="single" w:sz="12" w:space="0" w:color="000000"/>
+            </w:tcBorders>
             <w:vAlign w:val="center"/>
           </w:tcPr>
           <w:p>
@@ -17257,15 +18522,22 @@
               <w:rPr>
                 <w:rFonts w:ascii="Arial" w:hAnsi="Arial" w:cs="Arial"/>
               </w:rPr>
-              <w:t>ֿ</w:t>
-            </w:r>
-            <w:r>
-              <w:rPr>
-                <w:rFonts w:ascii="Arial" w:hAnsi="Arial" w:cs="Arial"/>
-              </w:rPr>
-              <w:br/>
-              <w:t>05BF</w:t>
-            </w:r>
+              <w:t>־</w:t>
+            </w:r>
+            <w:r>
+              <w:rPr>
+                <w:rFonts w:ascii="Arial" w:hAnsi="Arial" w:cs="Arial"/>
+              </w:rPr>
+              <w:br/>
+            </w:r>
+            <w:proofErr w:type="spellStart"/>
+            <w:r>
+              <w:rPr>
+                <w:rFonts w:ascii="Arial" w:hAnsi="Arial" w:cs="Arial"/>
+              </w:rPr>
+              <w:t>05BE</w:t>
+            </w:r>
+            <w:proofErr w:type="spellEnd"/>
           </w:p>
         </w:tc>
         <w:tc>
@@ -17300,8 +18572,15 @@
                 <w:rFonts w:ascii="Arial" w:hAnsi="Arial" w:cs="Arial"/>
               </w:rPr>
               <w:br/>
+            </w:r>
+            <w:proofErr w:type="spellStart"/>
+            <w:r>
+              <w:rPr>
+                <w:rFonts w:ascii="Arial" w:hAnsi="Arial" w:cs="Arial"/>
+              </w:rPr>
               <w:t>00BB</w:t>
             </w:r>
+            <w:proofErr w:type="spellEnd"/>
           </w:p>
         </w:tc>
         <w:tc>
@@ -17531,8 +18810,15 @@
                 <w:rFonts w:ascii="Arial" w:hAnsi="Arial" w:cs="Arial"/>
               </w:rPr>
               <w:br/>
+            </w:r>
+            <w:proofErr w:type="spellStart"/>
+            <w:r>
+              <w:rPr>
+                <w:rFonts w:ascii="Arial" w:hAnsi="Arial" w:cs="Arial"/>
+              </w:rPr>
               <w:t>FB29</w:t>
             </w:r>
+            <w:proofErr w:type="spellEnd"/>
           </w:p>
         </w:tc>
         <w:tc>
@@ -17567,8 +18853,15 @@
                 <w:rFonts w:ascii="Arial" w:hAnsi="Arial" w:cs="Arial"/>
               </w:rPr>
               <w:br/>
+            </w:r>
+            <w:proofErr w:type="spellStart"/>
+            <w:r>
+              <w:rPr>
+                <w:rFonts w:ascii="Arial" w:hAnsi="Arial" w:cs="Arial"/>
+              </w:rPr>
               <w:t>FB38</w:t>
             </w:r>
+            <w:proofErr w:type="spellEnd"/>
           </w:p>
         </w:tc>
         <w:tc>
@@ -17603,8 +18896,15 @@
                 <w:rFonts w:ascii="Arial" w:hAnsi="Arial" w:cs="Arial"/>
               </w:rPr>
               <w:br/>
+            </w:r>
+            <w:proofErr w:type="spellStart"/>
+            <w:r>
+              <w:rPr>
+                <w:rFonts w:ascii="Arial" w:hAnsi="Arial" w:cs="Arial"/>
+              </w:rPr>
               <w:t>005C</w:t>
             </w:r>
+            <w:proofErr w:type="spellEnd"/>
           </w:p>
         </w:tc>
         <w:tc>
@@ -17639,8 +18939,15 @@
                 <w:rFonts w:ascii="Arial" w:hAnsi="Arial" w:cs="Arial"/>
               </w:rPr>
               <w:br/>
+            </w:r>
+            <w:proofErr w:type="spellStart"/>
+            <w:r>
+              <w:rPr>
+                <w:rFonts w:ascii="Arial" w:hAnsi="Arial" w:cs="Arial"/>
+              </w:rPr>
               <w:t>00B7</w:t>
             </w:r>
+            <w:proofErr w:type="spellEnd"/>
           </w:p>
         </w:tc>
         <w:tc>
@@ -17675,20 +18982,27 @@
                 <w:rFonts w:ascii="Arial" w:hAnsi="Arial" w:cs="Arial"/>
               </w:rPr>
               <w:br/>
+            </w:r>
+            <w:proofErr w:type="spellStart"/>
+            <w:r>
+              <w:rPr>
+                <w:rFonts w:ascii="Arial" w:hAnsi="Arial" w:cs="Arial"/>
+              </w:rPr>
               <w:t>004F</w:t>
             </w:r>
-          </w:p>
-        </w:tc>
-        <w:tc>
-          <w:tcPr>
-            <w:tcW w:w="0" w:type="auto"/>
-            <w:tcBorders>
-              <w:top w:val="single" w:sz="12" w:space="0" w:color="000000"/>
-              <w:left w:val="single" w:sz="12" w:space="0" w:color="000000"/>
-              <w:bottom w:val="single" w:sz="12" w:space="0" w:color="000000"/>
-              <w:right w:val="single" w:sz="12" w:space="0" w:color="000000"/>
-            </w:tcBorders>
-            <w:shd w:val="clear" w:color="auto" w:fill="FFFACD"/>
+            <w:proofErr w:type="spellEnd"/>
+          </w:p>
+        </w:tc>
+        <w:tc>
+          <w:tcPr>
+            <w:tcW w:w="0" w:type="auto"/>
+            <w:tcBorders>
+              <w:top w:val="single" w:sz="12" w:space="0" w:color="000000"/>
+              <w:left w:val="single" w:sz="12" w:space="0" w:color="000000"/>
+              <w:bottom w:val="single" w:sz="12" w:space="0" w:color="000000"/>
+              <w:right w:val="single" w:sz="12" w:space="0" w:color="000000"/>
+            </w:tcBorders>
+            <w:shd w:val="clear" w:color="auto" w:fill="DDA0DD"/>
             <w:vAlign w:val="center"/>
           </w:tcPr>
           <w:p>
@@ -17705,14 +19019,7 @@
               <w:rPr>
                 <w:rFonts w:ascii="Arial" w:hAnsi="Arial" w:cs="Arial"/>
               </w:rPr>
-              <w:t>ﬞ</w:t>
-            </w:r>
-            <w:r>
-              <w:rPr>
-                <w:rFonts w:ascii="Arial" w:hAnsi="Arial" w:cs="Arial"/>
-              </w:rPr>
-              <w:br/>
-              <w:t>FB1E</w:t>
+              <w:t> </w:t>
             </w:r>
           </w:p>
         </w:tc>
@@ -17807,7 +19114,15 @@
               <w:pStyle w:val="TAL"/>
             </w:pPr>
             <w:r>
-              <w:t>In the event that an MS receives a code where a symbol is not represented in the above table then the MS shall display the REPLACEMENT CHARACTER (U+FFFD).</w:t>
+              <w:t>In the event that an MS receives a code where a symbol is not represented in the above table then the MS shall display the REPLACEMENT CHARACTER (</w:t>
+            </w:r>
+            <w:proofErr w:type="spellStart"/>
+            <w:r>
+              <w:t>U+FFFD</w:t>
+            </w:r>
+            <w:proofErr w:type="spellEnd"/>
+            <w:r>
+              <w:t>).</w:t>
             </w:r>
             <w:r>
               <w:t xml:space="preserve"> </w:t>
@@ -17856,15 +19171,36 @@
             <w:pPr>
               <w:pStyle w:val="TAN"/>
             </w:pPr>
-            <w:r>
-              <w:t>SS3:</w:t>
+            <w:proofErr w:type="spellStart"/>
+            <w:r>
+              <w:t>SS3</w:t>
+            </w:r>
+            <w:proofErr w:type="spellEnd"/>
+            <w:r>
+              <w:t>:</w:t>
             </w:r>
             <w:r>
               <w:tab/>
               <w:t xml:space="preserve">SINGLE SHIFT THREE; This code is reserved for the extension to another extension table. </w:t>
             </w:r>
             <w:r>
-              <w:t>When splitting a message text into submessages, there must be no cut right after an SS3.</w:t>
+              <w:t xml:space="preserve">When splitting a message text into </w:t>
+            </w:r>
+            <w:proofErr w:type="spellStart"/>
+            <w:r>
+              <w:t>submessages</w:t>
+            </w:r>
+            <w:proofErr w:type="spellEnd"/>
+            <w:r>
+              <w:t xml:space="preserve">, there must be no cut right after an </w:t>
+            </w:r>
+            <w:proofErr w:type="spellStart"/>
+            <w:r>
+              <w:t>SS3</w:t>
+            </w:r>
+            <w:proofErr w:type="spellEnd"/>
+            <w:r>
+              <w:t>.</w:t>
             </w:r>
           </w:p>
         </w:tc>
